--- a/spoonfed_copy_2026-08-30.docx
+++ b/spoonfed_copy_2026-08-30.docx
@@ -62,7 +62,33 @@
         <w:pStyle w:val="NormalWeb"/>
       </w:pPr>
       <w:r>
-        <w:t>Updated 2026-08-30. Supersedes the 2026-08-27 package: the coping notes have moved off Google Forms onto the site's own server, so the moving parts are different now.</w:t>
+        <w:t>Updated 2026-08-30, revised later the same day with the search metadata, the error pages, the favicon and the renamed organisations page. Supersedes the 2026-08-27 package: the coping notes have moved off Google Forms onto the site's own server, so the moving parts are different now.</w:t>
+      </w:r>
+    </w:p>
+    <w:p>
+      <w:pPr>
+        <w:pStyle w:val="NormalWeb"/>
+      </w:pPr>
+      <w:r>
+        <w:rPr>
+          <w:rStyle w:val="Strong"/>
+        </w:rPr>
+        <w:t>This is a copy.</w:t>
+      </w:r>
+      <w:r>
+        <w:t xml:space="preserve"> The editable original of this document and the three beside it lives in the </w:t>
+      </w:r>
+      <w:r>
+        <w:rPr>
+          <w:rStyle w:val="HTMLCode"/>
+        </w:rPr>
+        <w:t>spoonfed/</w:t>
+      </w:r>
+      <w:r>
+        <w:t xml:space="preserve"> </w:t>
+      </w:r>
+      <w:r>
+        <w:t>folder of the GitHub repository, along with a note on how to rebuild this package. Edit them there. Anything changed inside this zip is lost the next time it is built.</w:t>
       </w:r>
     </w:p>
     <w:p>
@@ -141,7 +167,10 @@
         <w:pStyle w:val="HTMLPreformatted"/>
       </w:pPr>
       <w:r>
-        <w:t>â”œâ”€â”€ README.md            you are reading this</w:t>
+        <w:t xml:space="preserve">â”œâ”€â”€ README.md            </w:t>
+      </w:r>
+      <w:r>
+        <w:t>you are reading this</w:t>
       </w:r>
     </w:p>
     <w:p>
@@ -197,6 +226,25 @@
         <w:pStyle w:val="HTMLPreformatted"/>
       </w:pPr>
       <w:r>
+        <w:t>â”‚   â”œâ”€â”€ 404 / 403 / 500 / error.html                error pages, in your theme</w:t>
+      </w:r>
+    </w:p>
+    <w:p>
+      <w:pPr>
+        <w:pStyle w:val="HTMLPreformatted"/>
+      </w:pPr>
+      <w:r>
+        <w:t xml:space="preserve">â”‚   </w:t>
+      </w:r>
+      <w:r>
+        <w:t>â”œâ”€â”€ favicon.ico, robots.txt, sitemap.xml        icon and search files</w:t>
+      </w:r>
+    </w:p>
+    <w:p>
+      <w:pPr>
+        <w:pStyle w:val="HTMLPreformatted"/>
+      </w:pPr>
+      <w:r>
         <w:t>â”‚   â”œâ”€â”€ lib.php, notes.php, submit.php, relate.php  the coping notes</w:t>
       </w:r>
     </w:p>
@@ -205,6 +253,7 @@
         <w:pStyle w:val="HTMLPreformatted"/>
       </w:pPr>
       <w:r>
+        <w:lastRenderedPageBreak/>
         <w:t>â”‚   â”œâ”€â”€ admin.php                                   where you moderate them</w:t>
       </w:r>
     </w:p>
@@ -221,10 +270,7 @@
         <w:pStyle w:val="HTMLPreformatted"/>
       </w:pPr>
       <w:r>
-        <w:t xml:space="preserve">â”‚   â”œâ”€â”€ serve.ps1      </w:t>
-      </w:r>
-      <w:r>
-        <w:t xml:space="preserve">                             for viewing it on your own PC</w:t>
+        <w:t>â”‚   â”œâ”€â”€ serve.ps1                                   for viewing it on your own PC</w:t>
       </w:r>
     </w:p>
     <w:p>
@@ -240,7 +286,10 @@
         <w:pStyle w:val="HTMLPreformatted"/>
       </w:pPr>
       <w:r>
-        <w:t>â”‚   â””â”€â”€ data/.htaccess                              seals the note store. Critical.</w:t>
+        <w:t xml:space="preserve">â”‚   </w:t>
+      </w:r>
+      <w:r>
+        <w:t>â””â”€â”€ data/.htaccess                              seals the note store. Critical.</w:t>
       </w:r>
     </w:p>
     <w:p>
@@ -278,7 +327,6 @@
         <w:rPr>
           <w:rFonts w:eastAsia="Times New Roman"/>
         </w:rPr>
-        <w:lastRenderedPageBreak/>
         <w:t>1.3 Two things to understand before touching anything</w:t>
       </w:r>
     </w:p>
@@ -293,35 +341,32 @@
         <w:t>There is no separate CSS or JavaScript file.</w:t>
       </w:r>
       <w:r>
+        <w:t xml:space="preserve"> Each of the nine pages is self-contained: the words, the styling and the behaviour all live inside that one file. So a change to the menu must be made </w:t>
+      </w:r>
+      <w:r>
+        <w:rPr>
+          <w:rStyle w:val="Strong"/>
+        </w:rPr>
+        <w:t>nine times</w:t>
+      </w:r>
+      <w:r>
+        <w:t>. There is no shared template. This is the commonest way this site gets broken, and it is covered again in Part 5.</w:t>
+      </w:r>
+    </w:p>
+    <w:p>
+      <w:pPr>
+        <w:pStyle w:val="NormalWeb"/>
+      </w:pPr>
+      <w:r>
+        <w:rPr>
+          <w:rStyle w:val="Strong"/>
+        </w:rPr>
+        <w:t>Four files are PHP, and PHP must be switched on.</w:t>
+      </w:r>
+      <w:r>
         <w:t xml:space="preserve"> </w:t>
       </w:r>
       <w:r>
-        <w:t xml:space="preserve">Each of the nine pages is self-contained: the words, the styling and the behaviour all live inside that one file. So a change to the menu must be made </w:t>
-      </w:r>
-      <w:r>
-        <w:rPr>
-          <w:rStyle w:val="Strong"/>
-        </w:rPr>
-        <w:t>nine times</w:t>
-      </w:r>
-      <w:r>
-        <w:t>. There is no shared template. This is the commonest way this site gets broken, and it is covered again in Part 5.</w:t>
-      </w:r>
-    </w:p>
-    <w:p>
-      <w:pPr>
-        <w:pStyle w:val="NormalWeb"/>
-      </w:pPr>
-      <w:r>
-        <w:rPr>
-          <w:rStyle w:val="Strong"/>
-        </w:rPr>
-        <w:t>Four files are PHP, and PHP must be switched on.</w:t>
-      </w:r>
-      <w:r>
-        <w:t xml:space="preserve"> </w:t>
-      </w:r>
-      <w:r>
         <w:rPr>
           <w:rStyle w:val="HTMLCode"/>
         </w:rPr>
@@ -355,10 +400,7 @@
         <w:t>admin.php</w:t>
       </w:r>
       <w:r>
-        <w:t xml:space="preserve"> </w:t>
-      </w:r>
-      <w:r>
-        <w:t>are programs that run on the server. On a plain file host they do not run at all and the coping notes section is dead. Hostinger runs PHP. This is the main reason the site is hosted there rather than somewhere free.</w:t>
+        <w:t xml:space="preserve"> are programs that run on the server. On a plain file host they do not run at all and the coping notes section is dead. Hostinger runs PHP. This is the main reason the site is hosted there rather than somewhere free.</w:t>
       </w:r>
     </w:p>
     <w:p>
@@ -651,6 +693,7 @@
         <w:rPr>
           <w:rFonts w:eastAsia="Times New Roman"/>
         </w:rPr>
+        <w:lastRenderedPageBreak/>
         <w:t>Part 4: How the coping notes work</w:t>
       </w:r>
     </w:p>
@@ -720,7 +763,6 @@
         <w:pStyle w:val="HTMLPreformatted"/>
       </w:pPr>
       <w:r>
-        <w:lastRenderedPageBreak/>
         <w:t>It appears on the notepad on the Community page</w:t>
       </w:r>
     </w:p>
@@ -749,7 +791,10 @@
         <w:t>"I can relate"</w:t>
       </w:r>
       <w:r>
-        <w:t xml:space="preserve"> adds one to a note's tally. The tally lives on the server and decides the order notes appear in, most related first. </w:t>
+        <w:t xml:space="preserve"> </w:t>
+      </w:r>
+      <w:r>
+        <w:t xml:space="preserve">adds one to a note's tally. The tally lives on the server and decides the order notes appear in, most related first. </w:t>
       </w:r>
       <w:r>
         <w:rPr>
@@ -944,6 +989,51 @@
         <w:rPr>
           <w:rStyle w:val="Strong"/>
         </w:rPr>
+        <w:t>5a. A page title is both the browser tab and the blue headline Google shows.</w:t>
+      </w:r>
+      <w:r>
+        <w:t xml:space="preserve"> Changing one changes both, so it is a content change, not a technical detail.</w:t>
+      </w:r>
+    </w:p>
+    <w:p>
+      <w:pPr>
+        <w:pStyle w:val="NormalWeb"/>
+      </w:pPr>
+      <w:r>
+        <w:rPr>
+          <w:rStyle w:val="Strong"/>
+        </w:rPr>
+        <w:t xml:space="preserve">5b. Never remove the redirect in </w:t>
+      </w:r>
+      <w:r>
+        <w:rPr>
+          <w:rStyle w:val="HTMLCode"/>
+          <w:b/>
+          <w:bCs/>
+        </w:rPr>
+        <w:t>.htaccess</w:t>
+      </w:r>
+      <w:r>
+        <w:t xml:space="preserve"> from </w:t>
+      </w:r>
+      <w:r>
+        <w:rPr>
+          <w:rStyle w:val="HTMLCode"/>
+        </w:rPr>
+        <w:t>/corporates.html</w:t>
+      </w:r>
+      <w:r>
+        <w:t>. That page was renamed, and there is no expiry on somebody having bookmarked the old address.</w:t>
+      </w:r>
+    </w:p>
+    <w:p>
+      <w:pPr>
+        <w:pStyle w:val="NormalWeb"/>
+      </w:pPr>
+      <w:r>
+        <w:rPr>
+          <w:rStyle w:val="Strong"/>
+        </w:rPr>
         <w:t>5. No prices on the homepage.</w:t>
       </w:r>
       <w:r>
@@ -961,10 +1051,7 @@
         <w:t>6. Change only what you were asked to change.</w:t>
       </w:r>
       <w:r>
-        <w:t xml:space="preserve"> </w:t>
-      </w:r>
-      <w:r>
-        <w:t xml:space="preserve">Several things here look wrong and are deliberate, with a comment beside them explaining why. Ten separate things were built, shown, rejected and removed. Check the "already tried and rejected" table in </w:t>
+        <w:t xml:space="preserve"> Several things here look wrong and are deliberate, with a comment beside them explaining why. Ten separate things were built, shown, rejected and removed. Check the "already tried and rejected" table in </w:t>
       </w:r>
       <w:r>
         <w:rPr>
@@ -1003,11 +1090,10 @@
         <w:pStyle w:val="NormalWeb"/>
       </w:pPr>
       <w:r>
-        <w:lastRenderedPageBreak/>
-        <w:t xml:space="preserve">&gt; Read README.md, DEPLOY.md, SETUP_CHECKLIST.md, STRUCTURE.md and &gt; reference/WEBSITE_INSTRUCTIONS.md before doing anything. This site is a &gt; </w:t>
-      </w:r>
-      <w:r>
-        <w:t>frozen, approved version. Change only exactly what I ask for, nothing else. &gt; Before making any change, tell me what you are about to do and which files it &gt; touches. If what I am asking would break something documented in those files, &gt; tell me before you do it, not after. Never put a password, key or token into a &gt; file.</w:t>
+        <w:t xml:space="preserve">&gt; Read README.md, DEPLOY.md, SETUP_CHECKLIST.md, STRUCTURE.md and &gt; reference/WEBSITE_INSTRUCTIONS.md before doing anything. This site is a &gt; frozen, approved version. Change only exactly what I ask for, nothing else. &gt; Before making any change, tell me what you are about to do and which files it &gt; touches. If what I am asking would break something documented in those files, &gt; </w:t>
+      </w:r>
+      <w:r>
+        <w:t>tell me before you do it, not after. Never put a password, key or token into a &gt; file.</w:t>
       </w:r>
     </w:p>
     <w:p>
@@ -1037,6 +1123,7 @@
       <w:tblPr>
         <w:tblW w:w="5000" w:type="pct"/>
         <w:tblCellSpacing w:w="0" w:type="dxa"/>
+        <w:tblInd w:w="-8" w:type="dxa"/>
         <w:tblBorders>
           <w:top w:val="outset" w:sz="6" w:space="0" w:color="auto"/>
           <w:left w:val="outset" w:sz="6" w:space="0" w:color="auto"/>
@@ -1420,7 +1507,10 @@
         <w:t>Words to avoid:</w:t>
       </w:r>
       <w:r>
-        <w:t xml:space="preserve"> "clean this up", "modernise it", "make it better". Those invite changes nobody asked for. Ask for one specific thing at a time.</w:t>
+        <w:t xml:space="preserve"> </w:t>
+      </w:r>
+      <w:r>
+        <w:t>"clean this up", "modernise it", "make it better". Those invite changes nobody asked for. Ask for one specific thing at a time.</w:t>
       </w:r>
     </w:p>
     <w:p>
@@ -1484,13 +1574,7 @@
         <w:rPr>
           <w:rFonts w:eastAsia="Times New Roman"/>
         </w:rPr>
-        <w:t xml:space="preserve"> </w:t>
-      </w:r>
-      <w:r>
-        <w:rPr>
-          <w:rFonts w:eastAsia="Times New Roman"/>
-        </w:rPr>
-        <w:t>none. What is in the folder is what gets published.</w:t>
+        <w:t xml:space="preserve"> none. What is in the folder is what gets published.</w:t>
       </w:r>
     </w:p>
     <w:p>
@@ -1590,7 +1674,13 @@
         <w:rPr>
           <w:rFonts w:eastAsia="Times New Roman"/>
         </w:rPr>
-        <w:t xml:space="preserve"> hand-written, inside each page. Custom properties for the palette, Grid and Flexbox for layout, 3D transforms for the notepad page turn.</w:t>
+        <w:t xml:space="preserve"> </w:t>
+      </w:r>
+      <w:r>
+        <w:rPr>
+          <w:rFonts w:eastAsia="Times New Roman"/>
+        </w:rPr>
+        <w:t>hand-written, inside each page. Custom properties for the palette, Grid and Flexbox for layout, 3D transforms for the notepad page turn.</w:t>
       </w:r>
     </w:p>
     <w:p>
@@ -1640,13 +1730,7 @@
         <w:rPr>
           <w:rFonts w:eastAsia="Times New Roman"/>
         </w:rPr>
-        <w:t xml:space="preserve"> </w:t>
-      </w:r>
-      <w:r>
-        <w:rPr>
-          <w:rFonts w:eastAsia="Times New Roman"/>
-        </w:rPr>
-        <w:t>Cormorant Garamond and Inter, from Google Fonts. The only external request the site makes.</w:t>
+        <w:t xml:space="preserve"> Cormorant Garamond and Inter, from Google Fonts. The only external request the site makes.</w:t>
       </w:r>
     </w:p>
     <w:p>
@@ -1804,7 +1888,13 @@
         <w:rPr>
           <w:rFonts w:eastAsia="Times New Roman"/>
         </w:rPr>
-        <w:t xml:space="preserve"> on things that change, </w:t>
+        <w:t xml:space="preserve"> </w:t>
+      </w:r>
+      <w:r>
+        <w:rPr>
+          <w:rFonts w:eastAsia="Times New Roman"/>
+        </w:rPr>
+        <w:t xml:space="preserve">on things that change, </w:t>
       </w:r>
       <w:r>
         <w:rPr>
@@ -1841,13 +1931,7 @@
         <w:rPr>
           <w:rFonts w:eastAsia="Times New Roman"/>
         </w:rPr>
-        <w:t xml:space="preserve"> </w:t>
-      </w:r>
-      <w:r>
-        <w:rPr>
-          <w:rFonts w:eastAsia="Times New Roman"/>
-        </w:rPr>
-        <w:t xml:space="preserve">admin password stored as a bcrypt hash and checked on the server; sessions regenerated on login; CSRF tokens on every moderation action; a honeypot on the public form; file writes locked and written atomically; the note store sealed by </w:t>
+        <w:t xml:space="preserve"> admin password stored as a bcrypt hash and checked on the server; sessions regenerated on login; CSRF tokens on every moderation action; a honeypot on the public form; file writes locked and written atomically; the note store sealed by </w:t>
       </w:r>
       <w:r>
         <w:rPr>
@@ -1895,7 +1979,6 @@
         <w:rPr>
           <w:rFonts w:eastAsia="Times New Roman"/>
         </w:rPr>
-        <w:lastRenderedPageBreak/>
         <w:t>Before you start: what makes this site different</w:t>
       </w:r>
     </w:p>
@@ -1920,6 +2003,7 @@
       <w:tblPr>
         <w:tblW w:w="5000" w:type="pct"/>
         <w:tblCellSpacing w:w="0" w:type="dxa"/>
+        <w:tblInd w:w="-8" w:type="dxa"/>
         <w:tblBorders>
           <w:top w:val="outset" w:sz="6" w:space="0" w:color="auto"/>
           <w:left w:val="outset" w:sz="6" w:space="0" w:color="auto"/>
@@ -2249,10 +2333,7 @@
         <w:t>PHP has to actually be switched on.</w:t>
       </w:r>
       <w:r>
-        <w:t xml:space="preserve"> </w:t>
-      </w:r>
-      <w:r>
-        <w:t>On a plain file host such as GitHub Pages they would not run at all, and the coping notes section would simply be dead. Hostinger runs PHP, which is why the site is going there. Step 2 below is the check.</w:t>
+        <w:t xml:space="preserve"> On a plain file host such as GitHub Pages they would not run at all, and the coping notes section would simply be dead. Hostinger runs PHP, which is why the site is going there. Step 2 below is the check.</w:t>
       </w:r>
     </w:p>
     <w:p>
@@ -2607,13 +2688,7 @@
         <w:rPr>
           <w:rFonts w:eastAsia="Times New Roman"/>
         </w:rPr>
-        <w:t xml:space="preserve"> </w:t>
-      </w:r>
-      <w:r>
-        <w:rPr>
-          <w:rFonts w:eastAsia="Times New Roman"/>
-        </w:rPr>
-        <w:t xml:space="preserve">icon and turn on </w:t>
+        <w:t xml:space="preserve"> icon and turn on </w:t>
       </w:r>
       <w:r>
         <w:rPr>
@@ -2754,7 +2829,6 @@
         <w:rPr>
           <w:rFonts w:eastAsia="Times New Roman"/>
         </w:rPr>
-        <w:lastRenderedPageBreak/>
         <w:t>Step 3: Set your admin password</w:t>
       </w:r>
     </w:p>
@@ -2890,16 +2964,14 @@
         <w:t>Do these before telling anyone the site is live.</w:t>
       </w:r>
       <w:r>
-        <w:t xml:space="preserve"> </w:t>
-      </w:r>
-      <w:r>
-        <w:t>Each takes ten seconds. Type the address into your browser and see what comes back.</w:t>
+        <w:t xml:space="preserve"> Each takes ten seconds. Type the address into your browser and see what comes back.</w:t>
       </w:r>
     </w:p>
     <w:tbl>
       <w:tblPr>
         <w:tblW w:w="5000" w:type="pct"/>
         <w:tblCellSpacing w:w="0" w:type="dxa"/>
+        <w:tblInd w:w="-8" w:type="dxa"/>
         <w:tblBorders>
           <w:top w:val="outset" w:sz="6" w:space="0" w:color="auto"/>
           <w:left w:val="outset" w:sz="6" w:space="0" w:color="auto"/>
@@ -2915,9 +2987,9 @@
         <w:tblLook w:val="04A0" w:firstRow="1" w:lastRow="0" w:firstColumn="1" w:lastColumn="0" w:noHBand="0" w:noVBand="1"/>
       </w:tblPr>
       <w:tblGrid>
-        <w:gridCol w:w="4568"/>
-        <w:gridCol w:w="2203"/>
-        <w:gridCol w:w="2959"/>
+        <w:gridCol w:w="4530"/>
+        <w:gridCol w:w="2572"/>
+        <w:gridCol w:w="2628"/>
       </w:tblGrid>
       <w:tr>
         <w:trPr>
@@ -3299,6 +3371,178 @@
           </w:p>
         </w:tc>
       </w:tr>
+      <w:tr>
+        <w:trPr>
+          <w:tblCellSpacing w:w="0" w:type="dxa"/>
+        </w:trPr>
+        <w:tc>
+          <w:tcPr>
+            <w:tcW w:w="0" w:type="auto"/>
+            <w:tcBorders>
+              <w:top w:val="outset" w:sz="6" w:space="0" w:color="auto"/>
+              <w:left w:val="outset" w:sz="6" w:space="0" w:color="auto"/>
+              <w:bottom w:val="outset" w:sz="6" w:space="0" w:color="auto"/>
+              <w:right w:val="outset" w:sz="6" w:space="0" w:color="auto"/>
+            </w:tcBorders>
+            <w:vAlign w:val="center"/>
+            <w:hideMark/>
+          </w:tcPr>
+          <w:p>
+            <w:pPr>
+              <w:rPr>
+                <w:rFonts w:eastAsia="Times New Roman"/>
+              </w:rPr>
+            </w:pPr>
+            <w:r>
+              <w:rPr>
+                <w:rStyle w:val="HTMLCode"/>
+              </w:rPr>
+              <w:t>yoursite.com/corporates.html</w:t>
+            </w:r>
+          </w:p>
+        </w:tc>
+        <w:tc>
+          <w:tcPr>
+            <w:tcW w:w="0" w:type="auto"/>
+            <w:tcBorders>
+              <w:top w:val="outset" w:sz="6" w:space="0" w:color="auto"/>
+              <w:left w:val="outset" w:sz="6" w:space="0" w:color="auto"/>
+              <w:bottom w:val="outset" w:sz="6" w:space="0" w:color="auto"/>
+              <w:right w:val="outset" w:sz="6" w:space="0" w:color="auto"/>
+            </w:tcBorders>
+            <w:vAlign w:val="center"/>
+            <w:hideMark/>
+          </w:tcPr>
+          <w:p>
+            <w:pPr>
+              <w:rPr>
+                <w:rFonts w:eastAsia="Times New Roman"/>
+              </w:rPr>
+            </w:pPr>
+            <w:r>
+              <w:rPr>
+                <w:rFonts w:eastAsia="Times New Roman"/>
+              </w:rPr>
+              <w:t xml:space="preserve">Sends you to </w:t>
+            </w:r>
+            <w:r>
+              <w:rPr>
+                <w:rStyle w:val="HTMLCode"/>
+              </w:rPr>
+              <w:t>/workplace-wellbeing.html</w:t>
+            </w:r>
+          </w:p>
+        </w:tc>
+        <w:tc>
+          <w:tcPr>
+            <w:tcW w:w="0" w:type="auto"/>
+            <w:tcBorders>
+              <w:top w:val="outset" w:sz="6" w:space="0" w:color="auto"/>
+              <w:left w:val="outset" w:sz="6" w:space="0" w:color="auto"/>
+              <w:bottom w:val="outset" w:sz="6" w:space="0" w:color="auto"/>
+              <w:right w:val="outset" w:sz="6" w:space="0" w:color="auto"/>
+            </w:tcBorders>
+            <w:vAlign w:val="center"/>
+            <w:hideMark/>
+          </w:tcPr>
+          <w:p>
+            <w:pPr>
+              <w:rPr>
+                <w:rFonts w:eastAsia="Times New Roman"/>
+              </w:rPr>
+            </w:pPr>
+            <w:r>
+              <w:rPr>
+                <w:rFonts w:eastAsia="Times New Roman"/>
+              </w:rPr>
+              <w:t>The redirect did not upload</w:t>
+            </w:r>
+          </w:p>
+        </w:tc>
+      </w:tr>
+      <w:tr>
+        <w:trPr>
+          <w:tblCellSpacing w:w="0" w:type="dxa"/>
+        </w:trPr>
+        <w:tc>
+          <w:tcPr>
+            <w:tcW w:w="0" w:type="auto"/>
+            <w:tcBorders>
+              <w:top w:val="outset" w:sz="6" w:space="0" w:color="auto"/>
+              <w:left w:val="outset" w:sz="6" w:space="0" w:color="auto"/>
+              <w:bottom w:val="outset" w:sz="6" w:space="0" w:color="auto"/>
+              <w:right w:val="outset" w:sz="6" w:space="0" w:color="auto"/>
+            </w:tcBorders>
+            <w:vAlign w:val="center"/>
+            <w:hideMark/>
+          </w:tcPr>
+          <w:p>
+            <w:pPr>
+              <w:rPr>
+                <w:rFonts w:eastAsia="Times New Roman"/>
+              </w:rPr>
+            </w:pPr>
+            <w:r>
+              <w:rPr>
+                <w:rStyle w:val="HTMLCode"/>
+              </w:rPr>
+              <w:t>yoursite.com/nonsense-page</w:t>
+            </w:r>
+          </w:p>
+        </w:tc>
+        <w:tc>
+          <w:tcPr>
+            <w:tcW w:w="0" w:type="auto"/>
+            <w:tcBorders>
+              <w:top w:val="outset" w:sz="6" w:space="0" w:color="auto"/>
+              <w:left w:val="outset" w:sz="6" w:space="0" w:color="auto"/>
+              <w:bottom w:val="outset" w:sz="6" w:space="0" w:color="auto"/>
+              <w:right w:val="outset" w:sz="6" w:space="0" w:color="auto"/>
+            </w:tcBorders>
+            <w:vAlign w:val="center"/>
+            <w:hideMark/>
+          </w:tcPr>
+          <w:p>
+            <w:pPr>
+              <w:rPr>
+                <w:rFonts w:eastAsia="Times New Roman"/>
+              </w:rPr>
+            </w:pPr>
+            <w:r>
+              <w:rPr>
+                <w:rFonts w:eastAsia="Times New Roman"/>
+              </w:rPr>
+              <w:t>A cream page reading "This page is not here"</w:t>
+            </w:r>
+          </w:p>
+        </w:tc>
+        <w:tc>
+          <w:tcPr>
+            <w:tcW w:w="0" w:type="auto"/>
+            <w:tcBorders>
+              <w:top w:val="outset" w:sz="6" w:space="0" w:color="auto"/>
+              <w:left w:val="outset" w:sz="6" w:space="0" w:color="auto"/>
+              <w:bottom w:val="outset" w:sz="6" w:space="0" w:color="auto"/>
+              <w:right w:val="outset" w:sz="6" w:space="0" w:color="auto"/>
+            </w:tcBorders>
+            <w:vAlign w:val="center"/>
+            <w:hideMark/>
+          </w:tcPr>
+          <w:p>
+            <w:pPr>
+              <w:rPr>
+                <w:rFonts w:eastAsia="Times New Roman"/>
+              </w:rPr>
+            </w:pPr>
+            <w:r>
+              <w:rPr>
+                <w:rFonts w:eastAsia="Times New Roman"/>
+              </w:rPr>
+              <w:t>You are seeing the host's page, so .htaccess is not being read</w:t>
+            </w:r>
+          </w:p>
+        </w:tc>
+      </w:tr>
     </w:tbl>
     <w:p>
       <w:pPr>
@@ -3329,7 +3573,10 @@
         <w:t>data</w:t>
       </w:r>
       <w:r>
-        <w:t xml:space="preserve"> did not upload, or Hostinger is not reading it. Upload it again with hidden files showing. Do not leave the site public until that check passes: it is the difference between submissions being private and being on the open internet.</w:t>
+        <w:t xml:space="preserve"> </w:t>
+      </w:r>
+      <w:r>
+        <w:t>did not upload, or Hostinger is not reading it. Upload it again with hidden files showing. Do not leave the site public until that check passes: it is the difference between submissions being private and being on the open internet.</w:t>
       </w:r>
     </w:p>
     <w:p>
@@ -3591,7 +3838,6 @@
         <w:pStyle w:val="NormalWeb"/>
       </w:pPr>
       <w:r>
-        <w:lastRenderedPageBreak/>
         <w:t xml:space="preserve">In hPanel, go to </w:t>
       </w:r>
       <w:r>
@@ -3747,6 +3993,7 @@
       <w:tblPr>
         <w:tblW w:w="5000" w:type="pct"/>
         <w:tblCellSpacing w:w="0" w:type="dxa"/>
+        <w:tblInd w:w="-8" w:type="dxa"/>
         <w:tblBorders>
           <w:top w:val="outset" w:sz="6" w:space="0" w:color="auto"/>
           <w:left w:val="outset" w:sz="6" w:space="0" w:color="auto"/>
@@ -4561,7 +4808,6 @@
         <w:pStyle w:val="NormalWeb"/>
       </w:pPr>
       <w:r>
-        <w:lastRenderedPageBreak/>
         <w:t>This is not an oversight. Anything written into these files can be read by anyone who gets a copy of the folder, and by anyone who can see the GitHub repository. A GitHub token in a public repository is typically found and abused within minutes.</w:t>
       </w:r>
     </w:p>
@@ -4686,6 +4932,7 @@
       <w:tblPr>
         <w:tblW w:w="5000" w:type="pct"/>
         <w:tblCellSpacing w:w="0" w:type="dxa"/>
+        <w:tblInd w:w="-8" w:type="dxa"/>
         <w:tblBorders>
           <w:top w:val="outset" w:sz="6" w:space="0" w:color="auto"/>
           <w:left w:val="outset" w:sz="6" w:space="0" w:color="auto"/>
@@ -5375,7 +5622,6 @@
         <w:rPr>
           <w:rFonts w:eastAsia="Times New Roman"/>
         </w:rPr>
-        <w:lastRenderedPageBreak/>
         <w:t xml:space="preserve">A long line of letters and numbers appears. </w:t>
       </w:r>
       <w:r>
@@ -7837,7 +8083,7 @@
         <w:pStyle w:val="HTMLPreformatted"/>
       </w:pPr>
       <w:r>
-        <w:t>â”œâ”€â”€ corporates.html                       Workplace Wellbeing, for organisations</w:t>
+        <w:t>â”œâ”€â”€ workplace-wellbeing.html                       Workplace Wellbeing, for organisations</w:t>
       </w:r>
     </w:p>
     <w:p>
@@ -8147,7 +8393,7 @@
         <w:pStyle w:val="HTMLPreformatted"/>
       </w:pPr>
       <w:r>
-        <w:t>â”‚   â””â”€â”€ corporates.html                         "Workplace Wellbeing"</w:t>
+        <w:t>â”‚   â””â”€â”€ workplace-wellbeing.html                         "Workplace Wellbeing"</w:t>
       </w:r>
     </w:p>
     <w:p>
@@ -8494,8 +8740,8 @@
         <w:tblLook w:val="04A0" w:firstRow="1" w:lastRow="0" w:firstColumn="1" w:lastColumn="0" w:noHBand="0" w:noVBand="1"/>
       </w:tblPr>
       <w:tblGrid>
-        <w:gridCol w:w="2629"/>
-        <w:gridCol w:w="7101"/>
+        <w:gridCol w:w="3185"/>
+        <w:gridCol w:w="6545"/>
       </w:tblGrid>
       <w:tr>
         <w:trPr>
@@ -8819,7 +9065,7 @@
               <w:rPr>
                 <w:rStyle w:val="HTMLCode"/>
               </w:rPr>
-              <w:t>corporates.html</w:t>
+              <w:t>workplace-wellbeing.html</w:t>
             </w:r>
           </w:p>
         </w:tc>
@@ -9733,9 +9979,9 @@
         <w:tblLook w:val="04A0" w:firstRow="1" w:lastRow="0" w:firstColumn="1" w:lastColumn="0" w:noHBand="0" w:noVBand="1"/>
       </w:tblPr>
       <w:tblGrid>
-        <w:gridCol w:w="3131"/>
-        <w:gridCol w:w="2708"/>
-        <w:gridCol w:w="3891"/>
+        <w:gridCol w:w="3153"/>
+        <w:gridCol w:w="2649"/>
+        <w:gridCol w:w="3928"/>
       </w:tblGrid>
       <w:tr>
         <w:trPr>
@@ -10457,7 +10703,7 @@
               <w:rPr>
                 <w:rStyle w:val="HTMLCode"/>
               </w:rPr>
-              <w:t>corporates.html</w:t>
+              <w:t>workplace-wellbeing.html</w:t>
             </w:r>
           </w:p>
         </w:tc>
@@ -11534,7 +11780,7 @@
               <w:rPr>
                 <w:rStyle w:val="HTMLCode"/>
               </w:rPr>
-              <w:t>corporates.html</w:t>
+              <w:t>workplace-wellbeing.html</w:t>
             </w:r>
           </w:p>
         </w:tc>
@@ -12790,6 +13036,1648 @@
         <w:t xml:space="preserve"> A rename is atomic, so a visitor reading the file mid-write can never catch it half written.</w:t>
       </w:r>
     </w:p>
+    <w:p>
+      <w:pPr>
+        <w:pStyle w:val="Heading2"/>
+        <w:rPr>
+          <w:rFonts w:eastAsia="Times New Roman"/>
+        </w:rPr>
+      </w:pPr>
+      <w:r>
+        <w:rPr>
+          <w:rFonts w:eastAsia="Times New Roman"/>
+        </w:rPr>
+        <w:t>10. Search, social and error handling</w:t>
+      </w:r>
+    </w:p>
+    <w:p>
+      <w:pPr>
+        <w:pStyle w:val="NormalWeb"/>
+      </w:pPr>
+      <w:r>
+        <w:t>Added after the site was otherwise finished. None of it changes a page's appearance; the only thing a visitor sees is the browser tab.</w:t>
+      </w:r>
+    </w:p>
+    <w:p>
+      <w:pPr>
+        <w:pStyle w:val="Heading3"/>
+        <w:rPr>
+          <w:rFonts w:eastAsia="Times New Roman"/>
+        </w:rPr>
+      </w:pPr>
+      <w:r>
+        <w:rPr>
+          <w:rFonts w:eastAsia="Times New Roman"/>
+        </w:rPr>
+        <w:t xml:space="preserve">Metadata, in every page's </w:t>
+      </w:r>
+      <w:r>
+        <w:rPr>
+          <w:rStyle w:val="HTMLCode"/>
+        </w:rPr>
+        <w:t>&lt;head&gt;</w:t>
+      </w:r>
+    </w:p>
+    <w:tbl>
+      <w:tblPr>
+        <w:tblW w:w="5000" w:type="pct"/>
+        <w:tblCellSpacing w:w="0" w:type="dxa"/>
+        <w:tblInd w:w="-8" w:type="dxa"/>
+        <w:tblBorders>
+          <w:top w:val="outset" w:sz="6" w:space="0" w:color="auto"/>
+          <w:left w:val="outset" w:sz="6" w:space="0" w:color="auto"/>
+          <w:bottom w:val="outset" w:sz="6" w:space="0" w:color="auto"/>
+          <w:right w:val="outset" w:sz="6" w:space="0" w:color="auto"/>
+        </w:tblBorders>
+        <w:tblCellMar>
+          <w:top w:w="48" w:type="dxa"/>
+          <w:left w:w="48" w:type="dxa"/>
+          <w:bottom w:w="48" w:type="dxa"/>
+          <w:right w:w="48" w:type="dxa"/>
+        </w:tblCellMar>
+        <w:tblLook w:val="04A0" w:firstRow="1" w:lastRow="0" w:firstColumn="1" w:lastColumn="0" w:noHBand="0" w:noVBand="1"/>
+      </w:tblPr>
+      <w:tblGrid>
+        <w:gridCol w:w="1855"/>
+        <w:gridCol w:w="7875"/>
+      </w:tblGrid>
+      <w:tr>
+        <w:trPr>
+          <w:tblHeader/>
+          <w:tblCellSpacing w:w="0" w:type="dxa"/>
+        </w:trPr>
+        <w:tc>
+          <w:tcPr>
+            <w:tcW w:w="0" w:type="auto"/>
+            <w:tcBorders>
+              <w:top w:val="outset" w:sz="6" w:space="0" w:color="auto"/>
+              <w:left w:val="outset" w:sz="6" w:space="0" w:color="auto"/>
+              <w:bottom w:val="outset" w:sz="6" w:space="0" w:color="auto"/>
+              <w:right w:val="outset" w:sz="6" w:space="0" w:color="auto"/>
+            </w:tcBorders>
+            <w:vAlign w:val="center"/>
+            <w:hideMark/>
+          </w:tcPr>
+          <w:p>
+            <w:pPr>
+              <w:jc w:val="center"/>
+              <w:rPr>
+                <w:rFonts w:eastAsia="Times New Roman"/>
+                <w:b/>
+                <w:bCs/>
+              </w:rPr>
+            </w:pPr>
+            <w:r>
+              <w:rPr>
+                <w:rFonts w:eastAsia="Times New Roman"/>
+                <w:b/>
+                <w:bCs/>
+              </w:rPr>
+              <w:t>Tag</w:t>
+            </w:r>
+          </w:p>
+        </w:tc>
+        <w:tc>
+          <w:tcPr>
+            <w:tcW w:w="0" w:type="auto"/>
+            <w:tcBorders>
+              <w:top w:val="outset" w:sz="6" w:space="0" w:color="auto"/>
+              <w:left w:val="outset" w:sz="6" w:space="0" w:color="auto"/>
+              <w:bottom w:val="outset" w:sz="6" w:space="0" w:color="auto"/>
+              <w:right w:val="outset" w:sz="6" w:space="0" w:color="auto"/>
+            </w:tcBorders>
+            <w:vAlign w:val="center"/>
+            <w:hideMark/>
+          </w:tcPr>
+          <w:p>
+            <w:pPr>
+              <w:jc w:val="center"/>
+              <w:rPr>
+                <w:rFonts w:eastAsia="Times New Roman"/>
+                <w:b/>
+                <w:bCs/>
+              </w:rPr>
+            </w:pPr>
+            <w:r>
+              <w:rPr>
+                <w:rFonts w:eastAsia="Times New Roman"/>
+                <w:b/>
+                <w:bCs/>
+              </w:rPr>
+              <w:t>What it does</w:t>
+            </w:r>
+          </w:p>
+        </w:tc>
+      </w:tr>
+      <w:tr>
+        <w:trPr>
+          <w:tblCellSpacing w:w="0" w:type="dxa"/>
+        </w:trPr>
+        <w:tc>
+          <w:tcPr>
+            <w:tcW w:w="0" w:type="auto"/>
+            <w:tcBorders>
+              <w:top w:val="outset" w:sz="6" w:space="0" w:color="auto"/>
+              <w:left w:val="outset" w:sz="6" w:space="0" w:color="auto"/>
+              <w:bottom w:val="outset" w:sz="6" w:space="0" w:color="auto"/>
+              <w:right w:val="outset" w:sz="6" w:space="0" w:color="auto"/>
+            </w:tcBorders>
+            <w:vAlign w:val="center"/>
+            <w:hideMark/>
+          </w:tcPr>
+          <w:p>
+            <w:pPr>
+              <w:rPr>
+                <w:rFonts w:eastAsia="Times New Roman"/>
+              </w:rPr>
+            </w:pPr>
+            <w:r>
+              <w:rPr>
+                <w:rStyle w:val="HTMLCode"/>
+              </w:rPr>
+              <w:t>&lt;title&gt;</w:t>
+            </w:r>
+          </w:p>
+        </w:tc>
+        <w:tc>
+          <w:tcPr>
+            <w:tcW w:w="0" w:type="auto"/>
+            <w:tcBorders>
+              <w:top w:val="outset" w:sz="6" w:space="0" w:color="auto"/>
+              <w:left w:val="outset" w:sz="6" w:space="0" w:color="auto"/>
+              <w:bottom w:val="outset" w:sz="6" w:space="0" w:color="auto"/>
+              <w:right w:val="outset" w:sz="6" w:space="0" w:color="auto"/>
+            </w:tcBorders>
+            <w:vAlign w:val="center"/>
+            <w:hideMark/>
+          </w:tcPr>
+          <w:p>
+            <w:pPr>
+              <w:rPr>
+                <w:rFonts w:eastAsia="Times New Roman"/>
+              </w:rPr>
+            </w:pPr>
+            <w:r>
+              <w:rPr>
+                <w:rFonts w:eastAsia="Times New Roman"/>
+              </w:rPr>
+              <w:t>The browser tab, and the blue headline in a search result</w:t>
+            </w:r>
+          </w:p>
+        </w:tc>
+      </w:tr>
+      <w:tr>
+        <w:trPr>
+          <w:tblCellSpacing w:w="0" w:type="dxa"/>
+        </w:trPr>
+        <w:tc>
+          <w:tcPr>
+            <w:tcW w:w="0" w:type="auto"/>
+            <w:tcBorders>
+              <w:top w:val="outset" w:sz="6" w:space="0" w:color="auto"/>
+              <w:left w:val="outset" w:sz="6" w:space="0" w:color="auto"/>
+              <w:bottom w:val="outset" w:sz="6" w:space="0" w:color="auto"/>
+              <w:right w:val="outset" w:sz="6" w:space="0" w:color="auto"/>
+            </w:tcBorders>
+            <w:vAlign w:val="center"/>
+            <w:hideMark/>
+          </w:tcPr>
+          <w:p>
+            <w:pPr>
+              <w:rPr>
+                <w:rFonts w:eastAsia="Times New Roman"/>
+              </w:rPr>
+            </w:pPr>
+            <w:r>
+              <w:rPr>
+                <w:rStyle w:val="HTMLCode"/>
+              </w:rPr>
+              <w:t>description</w:t>
+            </w:r>
+          </w:p>
+        </w:tc>
+        <w:tc>
+          <w:tcPr>
+            <w:tcW w:w="0" w:type="auto"/>
+            <w:tcBorders>
+              <w:top w:val="outset" w:sz="6" w:space="0" w:color="auto"/>
+              <w:left w:val="outset" w:sz="6" w:space="0" w:color="auto"/>
+              <w:bottom w:val="outset" w:sz="6" w:space="0" w:color="auto"/>
+              <w:right w:val="outset" w:sz="6" w:space="0" w:color="auto"/>
+            </w:tcBorders>
+            <w:vAlign w:val="center"/>
+            <w:hideMark/>
+          </w:tcPr>
+          <w:p>
+            <w:pPr>
+              <w:rPr>
+                <w:rFonts w:eastAsia="Times New Roman"/>
+              </w:rPr>
+            </w:pPr>
+            <w:r>
+              <w:rPr>
+                <w:rFonts w:eastAsia="Times New Roman"/>
+              </w:rPr>
+              <w:t>The grey sentence under that headline</w:t>
+            </w:r>
+          </w:p>
+        </w:tc>
+      </w:tr>
+      <w:tr>
+        <w:trPr>
+          <w:tblCellSpacing w:w="0" w:type="dxa"/>
+        </w:trPr>
+        <w:tc>
+          <w:tcPr>
+            <w:tcW w:w="0" w:type="auto"/>
+            <w:tcBorders>
+              <w:top w:val="outset" w:sz="6" w:space="0" w:color="auto"/>
+              <w:left w:val="outset" w:sz="6" w:space="0" w:color="auto"/>
+              <w:bottom w:val="outset" w:sz="6" w:space="0" w:color="auto"/>
+              <w:right w:val="outset" w:sz="6" w:space="0" w:color="auto"/>
+            </w:tcBorders>
+            <w:vAlign w:val="center"/>
+            <w:hideMark/>
+          </w:tcPr>
+          <w:p>
+            <w:pPr>
+              <w:rPr>
+                <w:rFonts w:eastAsia="Times New Roman"/>
+              </w:rPr>
+            </w:pPr>
+            <w:r>
+              <w:rPr>
+                <w:rStyle w:val="HTMLCode"/>
+              </w:rPr>
+              <w:t>canonical</w:t>
+            </w:r>
+          </w:p>
+        </w:tc>
+        <w:tc>
+          <w:tcPr>
+            <w:tcW w:w="0" w:type="auto"/>
+            <w:tcBorders>
+              <w:top w:val="outset" w:sz="6" w:space="0" w:color="auto"/>
+              <w:left w:val="outset" w:sz="6" w:space="0" w:color="auto"/>
+              <w:bottom w:val="outset" w:sz="6" w:space="0" w:color="auto"/>
+              <w:right w:val="outset" w:sz="6" w:space="0" w:color="auto"/>
+            </w:tcBorders>
+            <w:vAlign w:val="center"/>
+            <w:hideMark/>
+          </w:tcPr>
+          <w:p>
+            <w:pPr>
+              <w:rPr>
+                <w:rFonts w:eastAsia="Times New Roman"/>
+              </w:rPr>
+            </w:pPr>
+            <w:r>
+              <w:rPr>
+                <w:rFonts w:eastAsia="Times New Roman"/>
+              </w:rPr>
+              <w:t>Names the real address, so the same page reached with a trailing slash is not counted twice</w:t>
+            </w:r>
+          </w:p>
+        </w:tc>
+      </w:tr>
+      <w:tr>
+        <w:trPr>
+          <w:tblCellSpacing w:w="0" w:type="dxa"/>
+        </w:trPr>
+        <w:tc>
+          <w:tcPr>
+            <w:tcW w:w="0" w:type="auto"/>
+            <w:tcBorders>
+              <w:top w:val="outset" w:sz="6" w:space="0" w:color="auto"/>
+              <w:left w:val="outset" w:sz="6" w:space="0" w:color="auto"/>
+              <w:bottom w:val="outset" w:sz="6" w:space="0" w:color="auto"/>
+              <w:right w:val="outset" w:sz="6" w:space="0" w:color="auto"/>
+            </w:tcBorders>
+            <w:vAlign w:val="center"/>
+            <w:hideMark/>
+          </w:tcPr>
+          <w:p>
+            <w:pPr>
+              <w:rPr>
+                <w:rFonts w:eastAsia="Times New Roman"/>
+              </w:rPr>
+            </w:pPr>
+            <w:r>
+              <w:rPr>
+                <w:rStyle w:val="HTMLCode"/>
+              </w:rPr>
+              <w:t>og:</w:t>
+            </w:r>
+            <w:r>
+              <w:rPr>
+                <w:rFonts w:eastAsia="Times New Roman"/>
+              </w:rPr>
+              <w:t xml:space="preserve"> and </w:t>
+            </w:r>
+            <w:r>
+              <w:rPr>
+                <w:rStyle w:val="HTMLCode"/>
+              </w:rPr>
+              <w:t>twitter:</w:t>
+            </w:r>
+          </w:p>
+        </w:tc>
+        <w:tc>
+          <w:tcPr>
+            <w:tcW w:w="0" w:type="auto"/>
+            <w:tcBorders>
+              <w:top w:val="outset" w:sz="6" w:space="0" w:color="auto"/>
+              <w:left w:val="outset" w:sz="6" w:space="0" w:color="auto"/>
+              <w:bottom w:val="outset" w:sz="6" w:space="0" w:color="auto"/>
+              <w:right w:val="outset" w:sz="6" w:space="0" w:color="auto"/>
+            </w:tcBorders>
+            <w:vAlign w:val="center"/>
+            <w:hideMark/>
+          </w:tcPr>
+          <w:p>
+            <w:pPr>
+              <w:rPr>
+                <w:rFonts w:eastAsia="Times New Roman"/>
+              </w:rPr>
+            </w:pPr>
+            <w:r>
+              <w:rPr>
+                <w:rFonts w:eastAsia="Times New Roman"/>
+              </w:rPr>
+              <w:t>What shows when the link is pasted into WhatsApp or LinkedIn</w:t>
+            </w:r>
+          </w:p>
+        </w:tc>
+      </w:tr>
+    </w:tbl>
+    <w:p>
+      <w:pPr>
+        <w:pStyle w:val="NormalWeb"/>
+      </w:pPr>
+      <w:r>
+        <w:rPr>
+          <w:rStyle w:val="HTMLCode"/>
+        </w:rPr>
+        <w:t>assets/share-card.png</w:t>
+      </w:r>
+      <w:r>
+        <w:t xml:space="preserve"> is the picture those use, built from the logo on the page cream. Titles run 29 to 63 characters and descriptions stay under 160, which is roughly what Google shows before cutting.</w:t>
+      </w:r>
+    </w:p>
+    <w:p>
+      <w:pPr>
+        <w:pStyle w:val="NormalWeb"/>
+      </w:pPr>
+      <w:r>
+        <w:t>The homepage alone carries a block of structured data. Everything in it is already written in plain words elsewhere on the site, so it restates rather than discloses. Locality only, no street address.</w:t>
+      </w:r>
+    </w:p>
+    <w:p>
+      <w:pPr>
+        <w:pStyle w:val="NormalWeb"/>
+      </w:pPr>
+      <w:r>
+        <w:rPr>
+          <w:rStyle w:val="HTMLCode"/>
+        </w:rPr>
+        <w:t>robots.txt</w:t>
+      </w:r>
+      <w:r>
+        <w:t xml:space="preserve"> and </w:t>
+      </w:r>
+      <w:r>
+        <w:rPr>
+          <w:rStyle w:val="HTMLCode"/>
+        </w:rPr>
+        <w:t>sitemap.xml</w:t>
+      </w:r>
+      <w:r>
+        <w:t xml:space="preserve"> </w:t>
+      </w:r>
+      <w:r>
+        <w:t>sit at the root. Both exclude the moderation screen, the note store and the scratch pages.</w:t>
+      </w:r>
+    </w:p>
+    <w:p>
+      <w:pPr>
+        <w:pStyle w:val="Heading3"/>
+        <w:rPr>
+          <w:rFonts w:eastAsia="Times New Roman"/>
+        </w:rPr>
+      </w:pPr>
+      <w:r>
+        <w:rPr>
+          <w:rFonts w:eastAsia="Times New Roman"/>
+        </w:rPr>
+        <w:t>The error pages</w:t>
+      </w:r>
+    </w:p>
+    <w:p>
+      <w:pPr>
+        <w:pStyle w:val="NormalWeb"/>
+      </w:pPr>
+      <w:r>
+        <w:t xml:space="preserve">Four files, </w:t>
+      </w:r>
+      <w:r>
+        <w:rPr>
+          <w:rStyle w:val="HTMLCode"/>
+        </w:rPr>
+        <w:t>404.html</w:t>
+      </w:r>
+      <w:r>
+        <w:t xml:space="preserve">, </w:t>
+      </w:r>
+      <w:r>
+        <w:rPr>
+          <w:rStyle w:val="HTMLCode"/>
+        </w:rPr>
+        <w:t>403.html</w:t>
+      </w:r>
+      <w:r>
+        <w:t xml:space="preserve">, </w:t>
+      </w:r>
+      <w:r>
+        <w:rPr>
+          <w:rStyle w:val="HTMLCode"/>
+        </w:rPr>
+        <w:t>500.html</w:t>
+      </w:r>
+      <w:r>
+        <w:t xml:space="preserve"> and </w:t>
+      </w:r>
+      <w:r>
+        <w:rPr>
+          <w:rStyle w:val="HTMLCode"/>
+        </w:rPr>
+        <w:t>error.html</w:t>
+      </w:r>
+      <w:r>
+        <w:t xml:space="preserve">, covering fifteen status codes mapped in </w:t>
+      </w:r>
+      <w:r>
+        <w:rPr>
+          <w:rStyle w:val="HTMLCode"/>
+        </w:rPr>
+        <w:t>.htaccess</w:t>
+      </w:r>
+      <w:r>
+        <w:t xml:space="preserve"> by meaning:</w:t>
+      </w:r>
+    </w:p>
+    <w:tbl>
+      <w:tblPr>
+        <w:tblW w:w="5000" w:type="pct"/>
+        <w:tblCellSpacing w:w="0" w:type="dxa"/>
+        <w:tblInd w:w="-8" w:type="dxa"/>
+        <w:tblBorders>
+          <w:top w:val="outset" w:sz="6" w:space="0" w:color="auto"/>
+          <w:left w:val="outset" w:sz="6" w:space="0" w:color="auto"/>
+          <w:bottom w:val="outset" w:sz="6" w:space="0" w:color="auto"/>
+          <w:right w:val="outset" w:sz="6" w:space="0" w:color="auto"/>
+        </w:tblBorders>
+        <w:tblCellMar>
+          <w:top w:w="48" w:type="dxa"/>
+          <w:left w:w="48" w:type="dxa"/>
+          <w:bottom w:w="48" w:type="dxa"/>
+          <w:right w:w="48" w:type="dxa"/>
+        </w:tblCellMar>
+        <w:tblLook w:val="04A0" w:firstRow="1" w:lastRow="0" w:firstColumn="1" w:lastColumn="0" w:noHBand="0" w:noVBand="1"/>
+      </w:tblPr>
+      <w:tblGrid>
+        <w:gridCol w:w="4738"/>
+        <w:gridCol w:w="4992"/>
+      </w:tblGrid>
+      <w:tr>
+        <w:trPr>
+          <w:tblHeader/>
+          <w:tblCellSpacing w:w="0" w:type="dxa"/>
+        </w:trPr>
+        <w:tc>
+          <w:tcPr>
+            <w:tcW w:w="0" w:type="auto"/>
+            <w:tcBorders>
+              <w:top w:val="outset" w:sz="6" w:space="0" w:color="auto"/>
+              <w:left w:val="outset" w:sz="6" w:space="0" w:color="auto"/>
+              <w:bottom w:val="outset" w:sz="6" w:space="0" w:color="auto"/>
+              <w:right w:val="outset" w:sz="6" w:space="0" w:color="auto"/>
+            </w:tcBorders>
+            <w:vAlign w:val="center"/>
+            <w:hideMark/>
+          </w:tcPr>
+          <w:p>
+            <w:pPr>
+              <w:jc w:val="center"/>
+              <w:rPr>
+                <w:rFonts w:eastAsia="Times New Roman"/>
+                <w:b/>
+                <w:bCs/>
+              </w:rPr>
+            </w:pPr>
+            <w:r>
+              <w:rPr>
+                <w:rFonts w:eastAsia="Times New Roman"/>
+                <w:b/>
+                <w:bCs/>
+              </w:rPr>
+              <w:t>Meaning</w:t>
+            </w:r>
+          </w:p>
+        </w:tc>
+        <w:tc>
+          <w:tcPr>
+            <w:tcW w:w="0" w:type="auto"/>
+            <w:tcBorders>
+              <w:top w:val="outset" w:sz="6" w:space="0" w:color="auto"/>
+              <w:left w:val="outset" w:sz="6" w:space="0" w:color="auto"/>
+              <w:bottom w:val="outset" w:sz="6" w:space="0" w:color="auto"/>
+              <w:right w:val="outset" w:sz="6" w:space="0" w:color="auto"/>
+            </w:tcBorders>
+            <w:vAlign w:val="center"/>
+            <w:hideMark/>
+          </w:tcPr>
+          <w:p>
+            <w:pPr>
+              <w:jc w:val="center"/>
+              <w:rPr>
+                <w:rFonts w:eastAsia="Times New Roman"/>
+                <w:b/>
+                <w:bCs/>
+              </w:rPr>
+            </w:pPr>
+            <w:r>
+              <w:rPr>
+                <w:rFonts w:eastAsia="Times New Roman"/>
+                <w:b/>
+                <w:bCs/>
+              </w:rPr>
+              <w:t>Codes</w:t>
+            </w:r>
+          </w:p>
+        </w:tc>
+      </w:tr>
+      <w:tr>
+        <w:trPr>
+          <w:tblCellSpacing w:w="0" w:type="dxa"/>
+        </w:trPr>
+        <w:tc>
+          <w:tcPr>
+            <w:tcW w:w="0" w:type="auto"/>
+            <w:tcBorders>
+              <w:top w:val="outset" w:sz="6" w:space="0" w:color="auto"/>
+              <w:left w:val="outset" w:sz="6" w:space="0" w:color="auto"/>
+              <w:bottom w:val="outset" w:sz="6" w:space="0" w:color="auto"/>
+              <w:right w:val="outset" w:sz="6" w:space="0" w:color="auto"/>
+            </w:tcBorders>
+            <w:vAlign w:val="center"/>
+            <w:hideMark/>
+          </w:tcPr>
+          <w:p>
+            <w:pPr>
+              <w:rPr>
+                <w:rFonts w:eastAsia="Times New Roman"/>
+              </w:rPr>
+            </w:pPr>
+            <w:r>
+              <w:rPr>
+                <w:rFonts w:eastAsia="Times New Roman"/>
+              </w:rPr>
+              <w:t>Not here</w:t>
+            </w:r>
+          </w:p>
+        </w:tc>
+        <w:tc>
+          <w:tcPr>
+            <w:tcW w:w="0" w:type="auto"/>
+            <w:tcBorders>
+              <w:top w:val="outset" w:sz="6" w:space="0" w:color="auto"/>
+              <w:left w:val="outset" w:sz="6" w:space="0" w:color="auto"/>
+              <w:bottom w:val="outset" w:sz="6" w:space="0" w:color="auto"/>
+              <w:right w:val="outset" w:sz="6" w:space="0" w:color="auto"/>
+            </w:tcBorders>
+            <w:vAlign w:val="center"/>
+            <w:hideMark/>
+          </w:tcPr>
+          <w:p>
+            <w:pPr>
+              <w:rPr>
+                <w:rFonts w:eastAsia="Times New Roman"/>
+              </w:rPr>
+            </w:pPr>
+            <w:r>
+              <w:rPr>
+                <w:rFonts w:eastAsia="Times New Roman"/>
+              </w:rPr>
+              <w:t>404, 410</w:t>
+            </w:r>
+          </w:p>
+        </w:tc>
+      </w:tr>
+      <w:tr>
+        <w:trPr>
+          <w:tblCellSpacing w:w="0" w:type="dxa"/>
+        </w:trPr>
+        <w:tc>
+          <w:tcPr>
+            <w:tcW w:w="0" w:type="auto"/>
+            <w:tcBorders>
+              <w:top w:val="outset" w:sz="6" w:space="0" w:color="auto"/>
+              <w:left w:val="outset" w:sz="6" w:space="0" w:color="auto"/>
+              <w:bottom w:val="outset" w:sz="6" w:space="0" w:color="auto"/>
+              <w:right w:val="outset" w:sz="6" w:space="0" w:color="auto"/>
+            </w:tcBorders>
+            <w:vAlign w:val="center"/>
+            <w:hideMark/>
+          </w:tcPr>
+          <w:p>
+            <w:pPr>
+              <w:rPr>
+                <w:rFonts w:eastAsia="Times New Roman"/>
+              </w:rPr>
+            </w:pPr>
+            <w:r>
+              <w:rPr>
+                <w:rFonts w:eastAsia="Times New Roman"/>
+              </w:rPr>
+              <w:t>Not yours to see</w:t>
+            </w:r>
+          </w:p>
+        </w:tc>
+        <w:tc>
+          <w:tcPr>
+            <w:tcW w:w="0" w:type="auto"/>
+            <w:tcBorders>
+              <w:top w:val="outset" w:sz="6" w:space="0" w:color="auto"/>
+              <w:left w:val="outset" w:sz="6" w:space="0" w:color="auto"/>
+              <w:bottom w:val="outset" w:sz="6" w:space="0" w:color="auto"/>
+              <w:right w:val="outset" w:sz="6" w:space="0" w:color="auto"/>
+            </w:tcBorders>
+            <w:vAlign w:val="center"/>
+            <w:hideMark/>
+          </w:tcPr>
+          <w:p>
+            <w:pPr>
+              <w:rPr>
+                <w:rFonts w:eastAsia="Times New Roman"/>
+              </w:rPr>
+            </w:pPr>
+            <w:r>
+              <w:rPr>
+                <w:rFonts w:eastAsia="Times New Roman"/>
+              </w:rPr>
+              <w:t>401, 403</w:t>
+            </w:r>
+          </w:p>
+        </w:tc>
+      </w:tr>
+      <w:tr>
+        <w:trPr>
+          <w:tblCellSpacing w:w="0" w:type="dxa"/>
+        </w:trPr>
+        <w:tc>
+          <w:tcPr>
+            <w:tcW w:w="0" w:type="auto"/>
+            <w:tcBorders>
+              <w:top w:val="outset" w:sz="6" w:space="0" w:color="auto"/>
+              <w:left w:val="outset" w:sz="6" w:space="0" w:color="auto"/>
+              <w:bottom w:val="outset" w:sz="6" w:space="0" w:color="auto"/>
+              <w:right w:val="outset" w:sz="6" w:space="0" w:color="auto"/>
+            </w:tcBorders>
+            <w:vAlign w:val="center"/>
+            <w:hideMark/>
+          </w:tcPr>
+          <w:p>
+            <w:pPr>
+              <w:rPr>
+                <w:rFonts w:eastAsia="Times New Roman"/>
+              </w:rPr>
+            </w:pPr>
+            <w:r>
+              <w:rPr>
+                <w:rFonts w:eastAsia="Times New Roman"/>
+              </w:rPr>
+              <w:t>Our fault</w:t>
+            </w:r>
+          </w:p>
+        </w:tc>
+        <w:tc>
+          <w:tcPr>
+            <w:tcW w:w="0" w:type="auto"/>
+            <w:tcBorders>
+              <w:top w:val="outset" w:sz="6" w:space="0" w:color="auto"/>
+              <w:left w:val="outset" w:sz="6" w:space="0" w:color="auto"/>
+              <w:bottom w:val="outset" w:sz="6" w:space="0" w:color="auto"/>
+              <w:right w:val="outset" w:sz="6" w:space="0" w:color="auto"/>
+            </w:tcBorders>
+            <w:vAlign w:val="center"/>
+            <w:hideMark/>
+          </w:tcPr>
+          <w:p>
+            <w:pPr>
+              <w:rPr>
+                <w:rFonts w:eastAsia="Times New Roman"/>
+              </w:rPr>
+            </w:pPr>
+            <w:r>
+              <w:rPr>
+                <w:rFonts w:eastAsia="Times New Roman"/>
+              </w:rPr>
+              <w:t>500, 502, 503, 504, 408</w:t>
+            </w:r>
+          </w:p>
+        </w:tc>
+      </w:tr>
+      <w:tr>
+        <w:trPr>
+          <w:tblCellSpacing w:w="0" w:type="dxa"/>
+        </w:trPr>
+        <w:tc>
+          <w:tcPr>
+            <w:tcW w:w="0" w:type="auto"/>
+            <w:tcBorders>
+              <w:top w:val="outset" w:sz="6" w:space="0" w:color="auto"/>
+              <w:left w:val="outset" w:sz="6" w:space="0" w:color="auto"/>
+              <w:bottom w:val="outset" w:sz="6" w:space="0" w:color="auto"/>
+              <w:right w:val="outset" w:sz="6" w:space="0" w:color="auto"/>
+            </w:tcBorders>
+            <w:vAlign w:val="center"/>
+            <w:hideMark/>
+          </w:tcPr>
+          <w:p>
+            <w:pPr>
+              <w:rPr>
+                <w:rFonts w:eastAsia="Times New Roman"/>
+              </w:rPr>
+            </w:pPr>
+            <w:r>
+              <w:rPr>
+                <w:rFonts w:eastAsia="Times New Roman"/>
+              </w:rPr>
+              <w:t>Neither side clearly at fault</w:t>
+            </w:r>
+          </w:p>
+        </w:tc>
+        <w:tc>
+          <w:tcPr>
+            <w:tcW w:w="0" w:type="auto"/>
+            <w:tcBorders>
+              <w:top w:val="outset" w:sz="6" w:space="0" w:color="auto"/>
+              <w:left w:val="outset" w:sz="6" w:space="0" w:color="auto"/>
+              <w:bottom w:val="outset" w:sz="6" w:space="0" w:color="auto"/>
+              <w:right w:val="outset" w:sz="6" w:space="0" w:color="auto"/>
+            </w:tcBorders>
+            <w:vAlign w:val="center"/>
+            <w:hideMark/>
+          </w:tcPr>
+          <w:p>
+            <w:pPr>
+              <w:rPr>
+                <w:rFonts w:eastAsia="Times New Roman"/>
+              </w:rPr>
+            </w:pPr>
+            <w:r>
+              <w:rPr>
+                <w:rFonts w:eastAsia="Times New Roman"/>
+              </w:rPr>
+              <w:t>400, 405, 406, 413, 414, 429</w:t>
+            </w:r>
+          </w:p>
+        </w:tc>
+      </w:tr>
+    </w:tbl>
+    <w:p>
+      <w:pPr>
+        <w:pStyle w:val="NormalWeb"/>
+      </w:pPr>
+      <w:r>
+        <w:t xml:space="preserve">Two things about them are deliberate. </w:t>
+      </w:r>
+      <w:r>
+        <w:rPr>
+          <w:rStyle w:val="Strong"/>
+        </w:rPr>
+        <w:t>Every path inside them is absolute</w:t>
+      </w:r>
+      <w:r>
+        <w:t xml:space="preserve">, because an error page is served at whatever address the visitor typed, so a relative path would resolve against a folder that may not exist. And </w:t>
+      </w:r>
+      <w:r>
+        <w:rPr>
+          <w:rStyle w:val="Strong"/>
+        </w:rPr>
+        <w:t>each stands alone</w:t>
+      </w:r>
+      <w:r>
+        <w:t>, with its styling inline and no script: whatever is broken must not be able to break the page explaining it.</w:t>
+      </w:r>
+    </w:p>
+    <w:p>
+      <w:pPr>
+        <w:pStyle w:val="NormalWeb"/>
+      </w:pPr>
+      <w:r>
+        <w:t>What they cannot cover: if the site is down, the account suspended, or the domain not resolving, the visitor never reaches the server and the host's own page is what they see.</w:t>
+      </w:r>
+    </w:p>
+    <w:p>
+      <w:pPr>
+        <w:pStyle w:val="Heading3"/>
+        <w:rPr>
+          <w:rFonts w:eastAsia="Times New Roman"/>
+        </w:rPr>
+      </w:pPr>
+      <w:r>
+        <w:rPr>
+          <w:rFonts w:eastAsia="Times New Roman"/>
+        </w:rPr>
+        <w:t>The icons</w:t>
+      </w:r>
+    </w:p>
+    <w:p>
+      <w:pPr>
+        <w:pStyle w:val="NormalWeb"/>
+      </w:pPr>
+      <w:r>
+        <w:rPr>
+          <w:rStyle w:val="HTMLCode"/>
+        </w:rPr>
+        <w:t>favicon.ico</w:t>
+      </w:r>
+      <w:r>
+        <w:t xml:space="preserve"> </w:t>
+      </w:r>
+      <w:r>
+        <w:t xml:space="preserve">at the root, plus 16px and 32px PNGs and an Apple touch icon in </w:t>
+      </w:r>
+      <w:r>
+        <w:rPr>
+          <w:rStyle w:val="HTMLCode"/>
+        </w:rPr>
+        <w:t>assets/</w:t>
+      </w:r>
+      <w:r>
+        <w:t xml:space="preserve">. The root </w:t>
+      </w:r>
+      <w:r>
+        <w:rPr>
+          <w:rStyle w:val="HTMLCode"/>
+        </w:rPr>
+        <w:t>.ico</w:t>
+      </w:r>
+      <w:r>
+        <w:t xml:space="preserve"> matters because browsers request that address whether or not a page declares an icon, and bookmark bars look only there.</w:t>
+      </w:r>
+    </w:p>
+    <w:p>
+      <w:pPr>
+        <w:pStyle w:val="NormalWeb"/>
+      </w:pPr>
+      <w:r>
+        <w:t>The icon is the feather alone. The full logo is 909x404 and illegible at 16 pixels, and the crop stops at x=232 because the wordmark starts at x=240.</w:t>
+      </w:r>
+    </w:p>
+    <w:p>
+      <w:pPr>
+        <w:pStyle w:val="Heading3"/>
+        <w:rPr>
+          <w:rFonts w:eastAsia="Times New Roman"/>
+        </w:rPr>
+      </w:pPr>
+      <w:r>
+        <w:rPr>
+          <w:rFonts w:eastAsia="Times New Roman"/>
+        </w:rPr>
+        <w:t>The renamed page</w:t>
+      </w:r>
+    </w:p>
+    <w:p>
+      <w:pPr>
+        <w:pStyle w:val="NormalWeb"/>
+      </w:pPr>
+      <w:r>
+        <w:t xml:space="preserve">The organisations page was </w:t>
+      </w:r>
+      <w:r>
+        <w:rPr>
+          <w:rStyle w:val="HTMLCode"/>
+        </w:rPr>
+        <w:t>/corporates.html</w:t>
+      </w:r>
+      <w:r>
+        <w:t xml:space="preserve"> and is now </w:t>
+      </w:r>
+      <w:r>
+        <w:rPr>
+          <w:rStyle w:val="HTMLCode"/>
+        </w:rPr>
+        <w:t>/workplace-wellbeing.html</w:t>
+      </w:r>
+      <w:r>
+        <w:t xml:space="preserve">. A </w:t>
+      </w:r>
+      <w:r>
+        <w:rPr>
+          <w:rStyle w:val="HTMLCode"/>
+        </w:rPr>
+        <w:t>Redirect 301</w:t>
+      </w:r>
+      <w:r>
+        <w:t xml:space="preserve"> in </w:t>
+      </w:r>
+      <w:r>
+        <w:rPr>
+          <w:rStyle w:val="HTMLCode"/>
+        </w:rPr>
+        <w:t>.htaccess</w:t>
+      </w:r>
+      <w:r>
+        <w:t xml:space="preserve"> </w:t>
+      </w:r>
+      <w:r>
+        <w:t xml:space="preserve">keeps the old address working for anyone holding it. </w:t>
+      </w:r>
+      <w:r>
+        <w:rPr>
+          <w:rStyle w:val="Strong"/>
+        </w:rPr>
+        <w:t>That line must never be removed.</w:t>
+      </w:r>
+    </w:p>
+    <w:p>
+      <w:pPr>
+        <w:pStyle w:val="Heading1"/>
+        <w:rPr>
+          <w:rFonts w:eastAsia="Times New Roman"/>
+        </w:rPr>
+      </w:pPr>
+      <w:r>
+        <w:rPr>
+          <w:rFonts w:eastAsia="Times New Roman"/>
+        </w:rPr>
+        <w:t>APPENDIX D: Keeping these guides current</w:t>
+      </w:r>
+    </w:p>
+    <w:p>
+      <w:pPr>
+        <w:pStyle w:val="NormalWeb"/>
+      </w:pPr>
+      <w:r>
+        <w:t xml:space="preserve">The four documents beside this one are the </w:t>
+      </w:r>
+      <w:r>
+        <w:rPr>
+          <w:rStyle w:val="Strong"/>
+        </w:rPr>
+        <w:t>source</w:t>
+      </w:r>
+      <w:r>
+        <w:t xml:space="preserve">. </w:t>
+      </w:r>
+      <w:r>
+        <w:rPr>
+          <w:rStyle w:val="HTMLCode"/>
+        </w:rPr>
+        <w:t>spoonfed_copy.zip</w:t>
+      </w:r>
+      <w:r>
+        <w:t xml:space="preserve"> and the Word file in the repository root are </w:t>
+      </w:r>
+      <w:r>
+        <w:rPr>
+          <w:rStyle w:val="Strong"/>
+        </w:rPr>
+        <w:t>copies made from them</w:t>
+      </w:r>
+      <w:r>
+        <w:t>, for handing to somebody who does not use Git.</w:t>
+      </w:r>
+    </w:p>
+    <w:p>
+      <w:pPr>
+        <w:pStyle w:val="NormalWeb"/>
+      </w:pPr>
+      <w:r>
+        <w:rPr>
+          <w:rStyle w:val="Strong"/>
+        </w:rPr>
+        <w:t>Edit the files here. Never edit the ones inside the zip.</w:t>
+      </w:r>
+      <w:r>
+        <w:t xml:space="preserve"> Anything changed inside the zip is lost the next time it is rebuilt.</w:t>
+      </w:r>
+    </w:p>
+    <w:p>
+      <w:pPr>
+        <w:pStyle w:val="Heading2"/>
+        <w:rPr>
+          <w:rFonts w:eastAsia="Times New Roman"/>
+        </w:rPr>
+      </w:pPr>
+      <w:r>
+        <w:rPr>
+          <w:rFonts w:eastAsia="Times New Roman"/>
+        </w:rPr>
+        <w:t>Making a change</w:t>
+      </w:r>
+    </w:p>
+    <w:p>
+      <w:pPr>
+        <w:pStyle w:val="NormalWeb"/>
+      </w:pPr>
+      <w:r>
+        <w:t>Edit the relevant file here, on GitHub or on your computer, and commit it. That is the whole job. The zip and the Word file will be out of date until somebody rebuilds them, which matters only when you are about to hand them to someone.</w:t>
+      </w:r>
+    </w:p>
+    <w:tbl>
+      <w:tblPr>
+        <w:tblW w:w="5000" w:type="pct"/>
+        <w:tblCellSpacing w:w="0" w:type="dxa"/>
+        <w:tblInd w:w="-8" w:type="dxa"/>
+        <w:tblBorders>
+          <w:top w:val="outset" w:sz="6" w:space="0" w:color="auto"/>
+          <w:left w:val="outset" w:sz="6" w:space="0" w:color="auto"/>
+          <w:bottom w:val="outset" w:sz="6" w:space="0" w:color="auto"/>
+          <w:right w:val="outset" w:sz="6" w:space="0" w:color="auto"/>
+        </w:tblBorders>
+        <w:tblCellMar>
+          <w:top w:w="48" w:type="dxa"/>
+          <w:left w:w="48" w:type="dxa"/>
+          <w:bottom w:w="48" w:type="dxa"/>
+          <w:right w:w="48" w:type="dxa"/>
+        </w:tblCellMar>
+        <w:tblLook w:val="04A0" w:firstRow="1" w:lastRow="0" w:firstColumn="1" w:lastColumn="0" w:noHBand="0" w:noVBand="1"/>
+      </w:tblPr>
+      <w:tblGrid>
+        <w:gridCol w:w="2612"/>
+        <w:gridCol w:w="7118"/>
+      </w:tblGrid>
+      <w:tr>
+        <w:trPr>
+          <w:tblHeader/>
+          <w:tblCellSpacing w:w="0" w:type="dxa"/>
+        </w:trPr>
+        <w:tc>
+          <w:tcPr>
+            <w:tcW w:w="0" w:type="auto"/>
+            <w:tcBorders>
+              <w:top w:val="outset" w:sz="6" w:space="0" w:color="auto"/>
+              <w:left w:val="outset" w:sz="6" w:space="0" w:color="auto"/>
+              <w:bottom w:val="outset" w:sz="6" w:space="0" w:color="auto"/>
+              <w:right w:val="outset" w:sz="6" w:space="0" w:color="auto"/>
+            </w:tcBorders>
+            <w:vAlign w:val="center"/>
+            <w:hideMark/>
+          </w:tcPr>
+          <w:p>
+            <w:pPr>
+              <w:jc w:val="center"/>
+              <w:rPr>
+                <w:rFonts w:eastAsia="Times New Roman"/>
+                <w:b/>
+                <w:bCs/>
+              </w:rPr>
+            </w:pPr>
+            <w:r>
+              <w:rPr>
+                <w:rFonts w:eastAsia="Times New Roman"/>
+                <w:b/>
+                <w:bCs/>
+              </w:rPr>
+              <w:t>File</w:t>
+            </w:r>
+          </w:p>
+        </w:tc>
+        <w:tc>
+          <w:tcPr>
+            <w:tcW w:w="0" w:type="auto"/>
+            <w:tcBorders>
+              <w:top w:val="outset" w:sz="6" w:space="0" w:color="auto"/>
+              <w:left w:val="outset" w:sz="6" w:space="0" w:color="auto"/>
+              <w:bottom w:val="outset" w:sz="6" w:space="0" w:color="auto"/>
+              <w:right w:val="outset" w:sz="6" w:space="0" w:color="auto"/>
+            </w:tcBorders>
+            <w:vAlign w:val="center"/>
+            <w:hideMark/>
+          </w:tcPr>
+          <w:p>
+            <w:pPr>
+              <w:jc w:val="center"/>
+              <w:rPr>
+                <w:rFonts w:eastAsia="Times New Roman"/>
+                <w:b/>
+                <w:bCs/>
+              </w:rPr>
+            </w:pPr>
+            <w:r>
+              <w:rPr>
+                <w:rFonts w:eastAsia="Times New Roman"/>
+                <w:b/>
+                <w:bCs/>
+              </w:rPr>
+              <w:t>What belongs in it</w:t>
+            </w:r>
+          </w:p>
+        </w:tc>
+      </w:tr>
+      <w:tr>
+        <w:trPr>
+          <w:tblCellSpacing w:w="0" w:type="dxa"/>
+        </w:trPr>
+        <w:tc>
+          <w:tcPr>
+            <w:tcW w:w="0" w:type="auto"/>
+            <w:tcBorders>
+              <w:top w:val="outset" w:sz="6" w:space="0" w:color="auto"/>
+              <w:left w:val="outset" w:sz="6" w:space="0" w:color="auto"/>
+              <w:bottom w:val="outset" w:sz="6" w:space="0" w:color="auto"/>
+              <w:right w:val="outset" w:sz="6" w:space="0" w:color="auto"/>
+            </w:tcBorders>
+            <w:vAlign w:val="center"/>
+            <w:hideMark/>
+          </w:tcPr>
+          <w:p>
+            <w:pPr>
+              <w:rPr>
+                <w:rFonts w:eastAsia="Times New Roman"/>
+              </w:rPr>
+            </w:pPr>
+            <w:r>
+              <w:rPr>
+                <w:rStyle w:val="HTMLCode"/>
+              </w:rPr>
+              <w:t>README.md</w:t>
+            </w:r>
+          </w:p>
+        </w:tc>
+        <w:tc>
+          <w:tcPr>
+            <w:tcW w:w="0" w:type="auto"/>
+            <w:tcBorders>
+              <w:top w:val="outset" w:sz="6" w:space="0" w:color="auto"/>
+              <w:left w:val="outset" w:sz="6" w:space="0" w:color="auto"/>
+              <w:bottom w:val="outset" w:sz="6" w:space="0" w:color="auto"/>
+              <w:right w:val="outset" w:sz="6" w:space="0" w:color="auto"/>
+            </w:tcBorders>
+            <w:vAlign w:val="center"/>
+            <w:hideMark/>
+          </w:tcPr>
+          <w:p>
+            <w:pPr>
+              <w:rPr>
+                <w:rFonts w:eastAsia="Times New Roman"/>
+              </w:rPr>
+            </w:pPr>
+            <w:r>
+              <w:rPr>
+                <w:rFonts w:eastAsia="Times New Roman"/>
+              </w:rPr>
+              <w:t>What the site is, how to run it, the rules that must not be broken</w:t>
+            </w:r>
+          </w:p>
+        </w:tc>
+      </w:tr>
+      <w:tr>
+        <w:trPr>
+          <w:tblCellSpacing w:w="0" w:type="dxa"/>
+        </w:trPr>
+        <w:tc>
+          <w:tcPr>
+            <w:tcW w:w="0" w:type="auto"/>
+            <w:tcBorders>
+              <w:top w:val="outset" w:sz="6" w:space="0" w:color="auto"/>
+              <w:left w:val="outset" w:sz="6" w:space="0" w:color="auto"/>
+              <w:bottom w:val="outset" w:sz="6" w:space="0" w:color="auto"/>
+              <w:right w:val="outset" w:sz="6" w:space="0" w:color="auto"/>
+            </w:tcBorders>
+            <w:vAlign w:val="center"/>
+            <w:hideMark/>
+          </w:tcPr>
+          <w:p>
+            <w:pPr>
+              <w:rPr>
+                <w:rFonts w:eastAsia="Times New Roman"/>
+              </w:rPr>
+            </w:pPr>
+            <w:r>
+              <w:rPr>
+                <w:rStyle w:val="HTMLCode"/>
+              </w:rPr>
+              <w:t>DEPLOY.md</w:t>
+            </w:r>
+          </w:p>
+        </w:tc>
+        <w:tc>
+          <w:tcPr>
+            <w:tcW w:w="0" w:type="auto"/>
+            <w:tcBorders>
+              <w:top w:val="outset" w:sz="6" w:space="0" w:color="auto"/>
+              <w:left w:val="outset" w:sz="6" w:space="0" w:color="auto"/>
+              <w:bottom w:val="outset" w:sz="6" w:space="0" w:color="auto"/>
+              <w:right w:val="outset" w:sz="6" w:space="0" w:color="auto"/>
+            </w:tcBorders>
+            <w:vAlign w:val="center"/>
+            <w:hideMark/>
+          </w:tcPr>
+          <w:p>
+            <w:pPr>
+              <w:rPr>
+                <w:rFonts w:eastAsia="Times New Roman"/>
+              </w:rPr>
+            </w:pPr>
+            <w:r>
+              <w:rPr>
+                <w:rFonts w:eastAsia="Times New Roman"/>
+              </w:rPr>
+              <w:t>Putting it live, and the checks to run afterwards</w:t>
+            </w:r>
+          </w:p>
+        </w:tc>
+      </w:tr>
+      <w:tr>
+        <w:trPr>
+          <w:tblCellSpacing w:w="0" w:type="dxa"/>
+        </w:trPr>
+        <w:tc>
+          <w:tcPr>
+            <w:tcW w:w="0" w:type="auto"/>
+            <w:tcBorders>
+              <w:top w:val="outset" w:sz="6" w:space="0" w:color="auto"/>
+              <w:left w:val="outset" w:sz="6" w:space="0" w:color="auto"/>
+              <w:bottom w:val="outset" w:sz="6" w:space="0" w:color="auto"/>
+              <w:right w:val="outset" w:sz="6" w:space="0" w:color="auto"/>
+            </w:tcBorders>
+            <w:vAlign w:val="center"/>
+            <w:hideMark/>
+          </w:tcPr>
+          <w:p>
+            <w:pPr>
+              <w:rPr>
+                <w:rFonts w:eastAsia="Times New Roman"/>
+              </w:rPr>
+            </w:pPr>
+            <w:r>
+              <w:rPr>
+                <w:rStyle w:val="HTMLCode"/>
+              </w:rPr>
+              <w:t>SETUP_CHECKLIST.md</w:t>
+            </w:r>
+          </w:p>
+        </w:tc>
+        <w:tc>
+          <w:tcPr>
+            <w:tcW w:w="0" w:type="auto"/>
+            <w:tcBorders>
+              <w:top w:val="outset" w:sz="6" w:space="0" w:color="auto"/>
+              <w:left w:val="outset" w:sz="6" w:space="0" w:color="auto"/>
+              <w:bottom w:val="outset" w:sz="6" w:space="0" w:color="auto"/>
+              <w:right w:val="outset" w:sz="6" w:space="0" w:color="auto"/>
+            </w:tcBorders>
+            <w:vAlign w:val="center"/>
+            <w:hideMark/>
+          </w:tcPr>
+          <w:p>
+            <w:pPr>
+              <w:rPr>
+                <w:rFonts w:eastAsia="Times New Roman"/>
+              </w:rPr>
+            </w:pPr>
+            <w:r>
+              <w:rPr>
+                <w:rFonts w:eastAsia="Times New Roman"/>
+              </w:rPr>
+              <w:t>Accounts, links and logins the site touches</w:t>
+            </w:r>
+          </w:p>
+        </w:tc>
+      </w:tr>
+      <w:tr>
+        <w:trPr>
+          <w:tblCellSpacing w:w="0" w:type="dxa"/>
+        </w:trPr>
+        <w:tc>
+          <w:tcPr>
+            <w:tcW w:w="0" w:type="auto"/>
+            <w:tcBorders>
+              <w:top w:val="outset" w:sz="6" w:space="0" w:color="auto"/>
+              <w:left w:val="outset" w:sz="6" w:space="0" w:color="auto"/>
+              <w:bottom w:val="outset" w:sz="6" w:space="0" w:color="auto"/>
+              <w:right w:val="outset" w:sz="6" w:space="0" w:color="auto"/>
+            </w:tcBorders>
+            <w:vAlign w:val="center"/>
+            <w:hideMark/>
+          </w:tcPr>
+          <w:p>
+            <w:pPr>
+              <w:rPr>
+                <w:rFonts w:eastAsia="Times New Roman"/>
+              </w:rPr>
+            </w:pPr>
+            <w:r>
+              <w:rPr>
+                <w:rStyle w:val="HTMLCode"/>
+              </w:rPr>
+              <w:t>STRUCTURE.md</w:t>
+            </w:r>
+          </w:p>
+        </w:tc>
+        <w:tc>
+          <w:tcPr>
+            <w:tcW w:w="0" w:type="auto"/>
+            <w:tcBorders>
+              <w:top w:val="outset" w:sz="6" w:space="0" w:color="auto"/>
+              <w:left w:val="outset" w:sz="6" w:space="0" w:color="auto"/>
+              <w:bottom w:val="outset" w:sz="6" w:space="0" w:color="auto"/>
+              <w:right w:val="outset" w:sz="6" w:space="0" w:color="auto"/>
+            </w:tcBorders>
+            <w:vAlign w:val="center"/>
+            <w:hideMark/>
+          </w:tcPr>
+          <w:p>
+            <w:pPr>
+              <w:rPr>
+                <w:rFonts w:eastAsia="Times New Roman"/>
+              </w:rPr>
+            </w:pPr>
+            <w:r>
+              <w:rPr>
+                <w:rFonts w:eastAsia="Times New Roman"/>
+              </w:rPr>
+              <w:t>Which file does what, and what depends on what</w:t>
+            </w:r>
+          </w:p>
+        </w:tc>
+      </w:tr>
+    </w:tbl>
+    <w:p>
+      <w:pPr>
+        <w:pStyle w:val="NormalWeb"/>
+      </w:pPr>
+      <w:r>
+        <w:t xml:space="preserve">Decisions, reversals and reasoning go in </w:t>
+      </w:r>
+      <w:r>
+        <w:rPr>
+          <w:rStyle w:val="HTMLCode"/>
+        </w:rPr>
+        <w:t>WEBSITE_INSTRUCTIONS.md</w:t>
+      </w:r>
+      <w:r>
+        <w:t xml:space="preserve"> in the root instead. That is the long record; these four are the practical guide.</w:t>
+      </w:r>
+    </w:p>
+    <w:p>
+      <w:pPr>
+        <w:pStyle w:val="Heading2"/>
+        <w:rPr>
+          <w:rFonts w:eastAsia="Times New Roman"/>
+        </w:rPr>
+      </w:pPr>
+      <w:r>
+        <w:rPr>
+          <w:rFonts w:eastAsia="Times New Roman"/>
+        </w:rPr>
+        <w:t>Rebuilding the zip</w:t>
+      </w:r>
+    </w:p>
+    <w:p>
+      <w:pPr>
+        <w:pStyle w:val="NormalWeb"/>
+      </w:pPr>
+      <w:r>
+        <w:t>Only needed when you want to hand the package to somebody.</w:t>
+      </w:r>
+    </w:p>
+    <w:p>
+      <w:pPr>
+        <w:pStyle w:val="NormalWeb"/>
+      </w:pPr>
+      <w:r>
+        <w:t xml:space="preserve">The zip contains these four files, plus a </w:t>
+      </w:r>
+      <w:r>
+        <w:rPr>
+          <w:rStyle w:val="HTMLCode"/>
+        </w:rPr>
+        <w:t>website/</w:t>
+      </w:r>
+      <w:r>
+        <w:t xml:space="preserve"> folder holding everything the live site needs, plus </w:t>
+      </w:r>
+      <w:r>
+        <w:rPr>
+          <w:rStyle w:val="HTMLCode"/>
+        </w:rPr>
+        <w:t>reference/WEBSITE_INSTRUCTIONS.md</w:t>
+      </w:r>
+      <w:r>
+        <w:t>.</w:t>
+      </w:r>
+    </w:p>
+    <w:p>
+      <w:pPr>
+        <w:pStyle w:val="NormalWeb"/>
+      </w:pPr>
+      <w:r>
+        <w:rPr>
+          <w:rStyle w:val="Strong"/>
+        </w:rPr>
+        <w:t>One trap.</w:t>
+      </w:r>
+      <w:r>
+        <w:t xml:space="preserve"> In PowerShell, </w:t>
+      </w:r>
+      <w:r>
+        <w:rPr>
+          <w:rStyle w:val="HTMLCode"/>
+        </w:rPr>
+        <w:t>Compress-Archive</w:t>
+      </w:r>
+      <w:r>
+        <w:t xml:space="preserve"> </w:t>
+      </w:r>
+      <w:r>
+        <w:rPr>
+          <w:rStyle w:val="Strong"/>
+        </w:rPr>
+        <w:t>silently leaves out files whose names begin with a dot.</w:t>
+      </w:r>
+      <w:r>
+        <w:t xml:space="preserve"> </w:t>
+      </w:r>
+      <w:r>
+        <w:t xml:space="preserve">That means it drops </w:t>
+      </w:r>
+      <w:r>
+        <w:rPr>
+          <w:rStyle w:val="HTMLCode"/>
+        </w:rPr>
+        <w:t>.htaccess</w:t>
+      </w:r>
+      <w:r>
+        <w:t xml:space="preserve">, and the copy inside </w:t>
+      </w:r>
+      <w:r>
+        <w:rPr>
+          <w:rStyle w:val="HTMLCode"/>
+        </w:rPr>
+        <w:t>data/</w:t>
+      </w:r>
+      <w:r>
+        <w:t xml:space="preserve"> is the file that keeps unapproved submissions private. A package built with it looks complete and is not. This has happened once already.</w:t>
+      </w:r>
+    </w:p>
+    <w:p>
+      <w:pPr>
+        <w:pStyle w:val="NormalWeb"/>
+      </w:pPr>
+      <w:r>
+        <w:t>Use the .NET API instead, which takes the folder as it finds it:</w:t>
+      </w:r>
+    </w:p>
+    <w:p>
+      <w:pPr>
+        <w:pStyle w:val="HTMLPreformatted"/>
+      </w:pPr>
+    </w:p>
+    <w:p>
+      <w:pPr>
+        <w:pStyle w:val="HTMLPreformatted"/>
+      </w:pPr>
+      <w:r>
+        <w:t>Add-Type -AssemblyName System.IO.Compression.FileSystem</w:t>
+      </w:r>
+    </w:p>
+    <w:p>
+      <w:pPr>
+        <w:pStyle w:val="HTMLPreformatted"/>
+      </w:pPr>
+      <w:r>
+        <w:t>[System.IO.Compression.ZipFile]::CreateFromDirectory(</w:t>
+      </w:r>
+    </w:p>
+    <w:p>
+      <w:pPr>
+        <w:pStyle w:val="HTMLPreformatted"/>
+      </w:pPr>
+      <w:r>
+        <w:t xml:space="preserve">  "C:\path\to\spoonfed_copy", "C:\path\to\spoonfed_copy.zip",</w:t>
+      </w:r>
+    </w:p>
+    <w:p>
+      <w:pPr>
+        <w:pStyle w:val="HTMLPreformatted"/>
+      </w:pPr>
+      <w:r>
+        <w:t xml:space="preserve">  [System.IO.Compression.CompressionLevel]::Optimal, $true)</w:t>
+      </w:r>
+    </w:p>
+    <w:p>
+      <w:pPr>
+        <w:pStyle w:val="NormalWeb"/>
+      </w:pPr>
+      <w:r>
+        <w:t xml:space="preserve">Then open the zip and confirm </w:t>
+      </w:r>
+      <w:r>
+        <w:rPr>
+          <w:rStyle w:val="Strong"/>
+        </w:rPr>
+        <w:t>both</w:t>
+      </w:r>
+      <w:r>
+        <w:t xml:space="preserve"> </w:t>
+      </w:r>
+      <w:r>
+        <w:rPr>
+          <w:rStyle w:val="HTMLCode"/>
+        </w:rPr>
+        <w:t>.htaccess</w:t>
+      </w:r>
+      <w:r>
+        <w:t xml:space="preserve"> files are listed before sending it anywhere.</w:t>
+      </w:r>
+    </w:p>
+    <w:p>
+      <w:pPr>
+        <w:pStyle w:val="Heading2"/>
+        <w:rPr>
+          <w:rFonts w:eastAsia="Times New Roman"/>
+        </w:rPr>
+      </w:pPr>
+      <w:r>
+        <w:rPr>
+          <w:rFonts w:eastAsia="Times New Roman"/>
+        </w:rPr>
+        <w:t>Rebuilding the Word file</w:t>
+      </w:r>
+    </w:p>
+    <w:p>
+      <w:pPr>
+        <w:pStyle w:val="NormalWeb"/>
+      </w:pPr>
+      <w:r>
+        <w:t xml:space="preserve">Only needed when somebody wants to read it without Markdown. Join the four files into one, convert to HTML, and open that in Word, which saves it as </w:t>
+      </w:r>
+      <w:r>
+        <w:rPr>
+          <w:rStyle w:val="HTMLCode"/>
+        </w:rPr>
+        <w:t>.docx</w:t>
+      </w:r>
+      <w:r>
+        <w:t>. Any Markdown to Word tool does the same job; pandoc is the usual one where it is available.</w:t>
+      </w:r>
+    </w:p>
+    <w:p>
+      <w:pPr>
+        <w:pStyle w:val="NormalWeb"/>
+      </w:pPr>
+      <w:r>
+        <w:t xml:space="preserve">Name it with the date, as </w:t>
+      </w:r>
+      <w:r>
+        <w:rPr>
+          <w:rStyle w:val="HTMLCode"/>
+        </w:rPr>
+        <w:t>spoonfed_copy_YYYY-MM-DD.docx</w:t>
+      </w:r>
+      <w:r>
+        <w:t>. The date is there because it is a snapshot and will not track later edits. If the guides change, export a new dated copy rather than editing the old one, so the two can never quietly disagree.</w:t>
+      </w:r>
+    </w:p>
+    <w:p>
+      <w:pPr>
+        <w:pStyle w:val="Heading2"/>
+        <w:rPr>
+          <w:rFonts w:eastAsia="Times New Roman"/>
+        </w:rPr>
+      </w:pPr>
+      <w:r>
+        <w:rPr>
+          <w:rFonts w:eastAsia="Times New Roman"/>
+        </w:rPr>
+        <w:t>The rule that keeps this useful</w:t>
+      </w:r>
+    </w:p>
+    <w:p>
+      <w:pPr>
+        <w:pStyle w:val="NormalWeb"/>
+      </w:pPr>
+      <w:r>
+        <w:rPr>
+          <w:rStyle w:val="Strong"/>
+        </w:rPr>
+        <w:t>When something about the site changes, change the guide in the same commit.</w:t>
+      </w:r>
+    </w:p>
+    <w:p>
+      <w:pPr>
+        <w:pStyle w:val="NormalWeb"/>
+      </w:pPr>
+      <w:r>
+        <w:t>The gap between what a document says and what is true opens quietly and is almost never noticed until somebody follows the document and it does not work. The package has already been wrong once this way: it explained a Google Form and a spreadsheet formula for weeks after both had been replaced.</w:t>
+      </w:r>
+    </w:p>
     <w:sectPr>
       <w:pgSz w:w="11906" w:h="16838"/>
       <w:pgMar w:top="1080" w:right="1080" w:bottom="1080" w:left="1080" w:header="708" w:footer="708" w:gutter="0"/>
@@ -12803,9 +14691,9 @@
 <file path=word/numbering.xml><?xml version="1.0" encoding="utf-8"?>
 <w:numbering xmlns:wpc="http://schemas.microsoft.com/office/word/2010/wordprocessingCanvas" xmlns:cx="http://schemas.microsoft.com/office/drawing/2014/chartex" xmlns:cx1="http://schemas.microsoft.com/office/drawing/2015/9/8/chartex" xmlns:cx2="http://schemas.microsoft.com/office/drawing/2015/10/21/chartex" xmlns:cx3="http://schemas.microsoft.com/office/drawing/2016/5/9/chartex" xmlns:cx4="http://schemas.microsoft.com/office/drawing/2016/5/10/chartex" xmlns:cx5="http://schemas.microsoft.com/office/drawing/2016/5/11/chartex" xmlns:cx6="http://schemas.microsoft.com/office/drawing/2016/5/12/chartex" xmlns:cx7="http://schemas.microsoft.com/office/drawing/2016/5/13/chartex" xmlns:cx8="http://schemas.microsoft.com/office/drawing/2016/5/14/chartex" xmlns:mc="http://schemas.openxmlformats.org/markup-compatibility/2006" xmlns:aink="http://schemas.microsoft.com/office/drawing/2016/ink" xmlns:am3d="http://schemas.microsoft.com/office/drawing/2017/model3d" xmlns:o="urn:schemas-microsoft-com:office:office" xmlns:oel="http://schemas.microsoft.com/office/2019/extlst" xmlns:r="http://schemas.openxmlformats.org/officeDocument/2006/relationships" xmlns:m="http://schemas.openxmlformats.org/officeDocument/2006/math" xmlns:v="urn:schemas-microsoft-com:vml" xmlns:wp14="http://schemas.microsoft.com/office/word/2010/wordprocessingDrawing" xmlns:wp="http://schemas.openxmlformats.org/drawingml/2006/wordprocessingDrawing" xmlns:w10="urn:schemas-microsoft-com:office:word" xmlns:w="http://schemas.openxmlformats.org/wordprocessingml/2006/main" xmlns:w14="http://schemas.microsoft.com/office/word/2010/wordml" xmlns:w15="http://schemas.microsoft.com/office/word/2012/wordml" xmlns:w16cex="http://schemas.microsoft.com/office/word/2018/wordml/cex" xmlns:w16cid="http://schemas.microsoft.com/office/word/2016/wordml/cid" xmlns:w16="http://schemas.microsoft.com/office/word/2018/wordml" xmlns:w16du="http://schemas.microsoft.com/office/word/2023/wordml/word16du" xmlns:w16sdtdh="http://schemas.microsoft.com/office/word/2020/wordml/sdtdatahash" xmlns:w16sdtfl="http://schemas.microsoft.com/office/word/2024/wordml/sdtformatlock" xmlns:w16se="http://schemas.microsoft.com/office/word/2015/wordml/symex" xmlns:wpg="http://schemas.microsoft.com/office/word/2010/wordprocessingGroup" xmlns:wpi="http://schemas.microsoft.com/office/word/2010/wordprocessingInk" xmlns:wne="http://schemas.microsoft.com/office/word/2006/wordml" xmlns:wps="http://schemas.microsoft.com/office/word/2010/wordprocessingShape" mc:Ignorable="w14 w15 w16se w16cid w16 w16cex w16sdtdh w16sdtfl w16du wp14">
   <w:abstractNum w:abstractNumId="0" w15:restartNumberingAfterBreak="0">
-    <w:nsid w:val="006000B5"/>
+    <w:nsid w:val="0ADB1291"/>
     <w:multiLevelType w:val="multilevel"/>
-    <w:tmpl w:val="B756F25C"/>
+    <w:tmpl w:val="DBE8F5E4"/>
     <w:lvl w:ilvl="0">
       <w:start w:val="1"/>
       <w:numFmt w:val="bullet"/>
@@ -12952,9 +14840,9 @@
     </w:lvl>
   </w:abstractNum>
   <w:abstractNum w:abstractNumId="1" w15:restartNumberingAfterBreak="0">
-    <w:nsid w:val="0A9B165C"/>
+    <w:nsid w:val="26083D82"/>
     <w:multiLevelType w:val="multilevel"/>
-    <w:tmpl w:val="19067BE4"/>
+    <w:tmpl w:val="CC8C92BC"/>
     <w:lvl w:ilvl="0">
       <w:start w:val="1"/>
       <w:numFmt w:val="decimal"/>
@@ -13065,9 +14953,9 @@
     </w:lvl>
   </w:abstractNum>
   <w:abstractNum w:abstractNumId="2" w15:restartNumberingAfterBreak="0">
-    <w:nsid w:val="0B54363B"/>
+    <w:nsid w:val="26BF1AB4"/>
     <w:multiLevelType w:val="multilevel"/>
-    <w:tmpl w:val="8B1E8CBC"/>
+    <w:tmpl w:val="1E2E2E6E"/>
     <w:lvl w:ilvl="0">
       <w:start w:val="1"/>
       <w:numFmt w:val="decimal"/>
@@ -13178,9 +15066,348 @@
     </w:lvl>
   </w:abstractNum>
   <w:abstractNum w:abstractNumId="3" w15:restartNumberingAfterBreak="0">
-    <w:nsid w:val="18A10ACA"/>
+    <w:nsid w:val="2BA174FD"/>
     <w:multiLevelType w:val="multilevel"/>
-    <w:tmpl w:val="10D87564"/>
+    <w:tmpl w:val="D1D8D978"/>
+    <w:lvl w:ilvl="0">
+      <w:start w:val="1"/>
+      <w:numFmt w:val="decimal"/>
+      <w:lvlText w:val="%1."/>
+      <w:lvlJc w:val="left"/>
+      <w:pPr>
+        <w:tabs>
+          <w:tab w:val="num" w:pos="720"/>
+        </w:tabs>
+        <w:ind w:left="720" w:hanging="360"/>
+      </w:pPr>
+    </w:lvl>
+    <w:lvl w:ilvl="1" w:tentative="1">
+      <w:start w:val="1"/>
+      <w:numFmt w:val="decimal"/>
+      <w:lvlText w:val="%2."/>
+      <w:lvlJc w:val="left"/>
+      <w:pPr>
+        <w:tabs>
+          <w:tab w:val="num" w:pos="1440"/>
+        </w:tabs>
+        <w:ind w:left="1440" w:hanging="360"/>
+      </w:pPr>
+    </w:lvl>
+    <w:lvl w:ilvl="2" w:tentative="1">
+      <w:start w:val="1"/>
+      <w:numFmt w:val="decimal"/>
+      <w:lvlText w:val="%3."/>
+      <w:lvlJc w:val="left"/>
+      <w:pPr>
+        <w:tabs>
+          <w:tab w:val="num" w:pos="2160"/>
+        </w:tabs>
+        <w:ind w:left="2160" w:hanging="360"/>
+      </w:pPr>
+    </w:lvl>
+    <w:lvl w:ilvl="3" w:tentative="1">
+      <w:start w:val="1"/>
+      <w:numFmt w:val="decimal"/>
+      <w:lvlText w:val="%4."/>
+      <w:lvlJc w:val="left"/>
+      <w:pPr>
+        <w:tabs>
+          <w:tab w:val="num" w:pos="2880"/>
+        </w:tabs>
+        <w:ind w:left="2880" w:hanging="360"/>
+      </w:pPr>
+    </w:lvl>
+    <w:lvl w:ilvl="4" w:tentative="1">
+      <w:start w:val="1"/>
+      <w:numFmt w:val="decimal"/>
+      <w:lvlText w:val="%5."/>
+      <w:lvlJc w:val="left"/>
+      <w:pPr>
+        <w:tabs>
+          <w:tab w:val="num" w:pos="3600"/>
+        </w:tabs>
+        <w:ind w:left="3600" w:hanging="360"/>
+      </w:pPr>
+    </w:lvl>
+    <w:lvl w:ilvl="5" w:tentative="1">
+      <w:start w:val="1"/>
+      <w:numFmt w:val="decimal"/>
+      <w:lvlText w:val="%6."/>
+      <w:lvlJc w:val="left"/>
+      <w:pPr>
+        <w:tabs>
+          <w:tab w:val="num" w:pos="4320"/>
+        </w:tabs>
+        <w:ind w:left="4320" w:hanging="360"/>
+      </w:pPr>
+    </w:lvl>
+    <w:lvl w:ilvl="6" w:tentative="1">
+      <w:start w:val="1"/>
+      <w:numFmt w:val="decimal"/>
+      <w:lvlText w:val="%7."/>
+      <w:lvlJc w:val="left"/>
+      <w:pPr>
+        <w:tabs>
+          <w:tab w:val="num" w:pos="5040"/>
+        </w:tabs>
+        <w:ind w:left="5040" w:hanging="360"/>
+      </w:pPr>
+    </w:lvl>
+    <w:lvl w:ilvl="7" w:tentative="1">
+      <w:start w:val="1"/>
+      <w:numFmt w:val="decimal"/>
+      <w:lvlText w:val="%8."/>
+      <w:lvlJc w:val="left"/>
+      <w:pPr>
+        <w:tabs>
+          <w:tab w:val="num" w:pos="5760"/>
+        </w:tabs>
+        <w:ind w:left="5760" w:hanging="360"/>
+      </w:pPr>
+    </w:lvl>
+    <w:lvl w:ilvl="8" w:tentative="1">
+      <w:start w:val="1"/>
+      <w:numFmt w:val="decimal"/>
+      <w:lvlText w:val="%9."/>
+      <w:lvlJc w:val="left"/>
+      <w:pPr>
+        <w:tabs>
+          <w:tab w:val="num" w:pos="6480"/>
+        </w:tabs>
+        <w:ind w:left="6480" w:hanging="360"/>
+      </w:pPr>
+    </w:lvl>
+  </w:abstractNum>
+  <w:abstractNum w:abstractNumId="4" w15:restartNumberingAfterBreak="0">
+    <w:nsid w:val="2E507261"/>
+    <w:multiLevelType w:val="multilevel"/>
+    <w:tmpl w:val="6F6AC0AC"/>
+    <w:lvl w:ilvl="0">
+      <w:start w:val="1"/>
+      <w:numFmt w:val="decimal"/>
+      <w:lvlText w:val="%1."/>
+      <w:lvlJc w:val="left"/>
+      <w:pPr>
+        <w:tabs>
+          <w:tab w:val="num" w:pos="720"/>
+        </w:tabs>
+        <w:ind w:left="720" w:hanging="360"/>
+      </w:pPr>
+    </w:lvl>
+    <w:lvl w:ilvl="1" w:tentative="1">
+      <w:start w:val="1"/>
+      <w:numFmt w:val="decimal"/>
+      <w:lvlText w:val="%2."/>
+      <w:lvlJc w:val="left"/>
+      <w:pPr>
+        <w:tabs>
+          <w:tab w:val="num" w:pos="1440"/>
+        </w:tabs>
+        <w:ind w:left="1440" w:hanging="360"/>
+      </w:pPr>
+    </w:lvl>
+    <w:lvl w:ilvl="2" w:tentative="1">
+      <w:start w:val="1"/>
+      <w:numFmt w:val="decimal"/>
+      <w:lvlText w:val="%3."/>
+      <w:lvlJc w:val="left"/>
+      <w:pPr>
+        <w:tabs>
+          <w:tab w:val="num" w:pos="2160"/>
+        </w:tabs>
+        <w:ind w:left="2160" w:hanging="360"/>
+      </w:pPr>
+    </w:lvl>
+    <w:lvl w:ilvl="3" w:tentative="1">
+      <w:start w:val="1"/>
+      <w:numFmt w:val="decimal"/>
+      <w:lvlText w:val="%4."/>
+      <w:lvlJc w:val="left"/>
+      <w:pPr>
+        <w:tabs>
+          <w:tab w:val="num" w:pos="2880"/>
+        </w:tabs>
+        <w:ind w:left="2880" w:hanging="360"/>
+      </w:pPr>
+    </w:lvl>
+    <w:lvl w:ilvl="4" w:tentative="1">
+      <w:start w:val="1"/>
+      <w:numFmt w:val="decimal"/>
+      <w:lvlText w:val="%5."/>
+      <w:lvlJc w:val="left"/>
+      <w:pPr>
+        <w:tabs>
+          <w:tab w:val="num" w:pos="3600"/>
+        </w:tabs>
+        <w:ind w:left="3600" w:hanging="360"/>
+      </w:pPr>
+    </w:lvl>
+    <w:lvl w:ilvl="5" w:tentative="1">
+      <w:start w:val="1"/>
+      <w:numFmt w:val="decimal"/>
+      <w:lvlText w:val="%6."/>
+      <w:lvlJc w:val="left"/>
+      <w:pPr>
+        <w:tabs>
+          <w:tab w:val="num" w:pos="4320"/>
+        </w:tabs>
+        <w:ind w:left="4320" w:hanging="360"/>
+      </w:pPr>
+    </w:lvl>
+    <w:lvl w:ilvl="6" w:tentative="1">
+      <w:start w:val="1"/>
+      <w:numFmt w:val="decimal"/>
+      <w:lvlText w:val="%7."/>
+      <w:lvlJc w:val="left"/>
+      <w:pPr>
+        <w:tabs>
+          <w:tab w:val="num" w:pos="5040"/>
+        </w:tabs>
+        <w:ind w:left="5040" w:hanging="360"/>
+      </w:pPr>
+    </w:lvl>
+    <w:lvl w:ilvl="7" w:tentative="1">
+      <w:start w:val="1"/>
+      <w:numFmt w:val="decimal"/>
+      <w:lvlText w:val="%8."/>
+      <w:lvlJc w:val="left"/>
+      <w:pPr>
+        <w:tabs>
+          <w:tab w:val="num" w:pos="5760"/>
+        </w:tabs>
+        <w:ind w:left="5760" w:hanging="360"/>
+      </w:pPr>
+    </w:lvl>
+    <w:lvl w:ilvl="8" w:tentative="1">
+      <w:start w:val="1"/>
+      <w:numFmt w:val="decimal"/>
+      <w:lvlText w:val="%9."/>
+      <w:lvlJc w:val="left"/>
+      <w:pPr>
+        <w:tabs>
+          <w:tab w:val="num" w:pos="6480"/>
+        </w:tabs>
+        <w:ind w:left="6480" w:hanging="360"/>
+      </w:pPr>
+    </w:lvl>
+  </w:abstractNum>
+  <w:abstractNum w:abstractNumId="5" w15:restartNumberingAfterBreak="0">
+    <w:nsid w:val="36E06EFB"/>
+    <w:multiLevelType w:val="multilevel"/>
+    <w:tmpl w:val="E69482FE"/>
+    <w:lvl w:ilvl="0">
+      <w:start w:val="1"/>
+      <w:numFmt w:val="decimal"/>
+      <w:lvlText w:val="%1."/>
+      <w:lvlJc w:val="left"/>
+      <w:pPr>
+        <w:tabs>
+          <w:tab w:val="num" w:pos="720"/>
+        </w:tabs>
+        <w:ind w:left="720" w:hanging="360"/>
+      </w:pPr>
+    </w:lvl>
+    <w:lvl w:ilvl="1" w:tentative="1">
+      <w:start w:val="1"/>
+      <w:numFmt w:val="decimal"/>
+      <w:lvlText w:val="%2."/>
+      <w:lvlJc w:val="left"/>
+      <w:pPr>
+        <w:tabs>
+          <w:tab w:val="num" w:pos="1440"/>
+        </w:tabs>
+        <w:ind w:left="1440" w:hanging="360"/>
+      </w:pPr>
+    </w:lvl>
+    <w:lvl w:ilvl="2" w:tentative="1">
+      <w:start w:val="1"/>
+      <w:numFmt w:val="decimal"/>
+      <w:lvlText w:val="%3."/>
+      <w:lvlJc w:val="left"/>
+      <w:pPr>
+        <w:tabs>
+          <w:tab w:val="num" w:pos="2160"/>
+        </w:tabs>
+        <w:ind w:left="2160" w:hanging="360"/>
+      </w:pPr>
+    </w:lvl>
+    <w:lvl w:ilvl="3" w:tentative="1">
+      <w:start w:val="1"/>
+      <w:numFmt w:val="decimal"/>
+      <w:lvlText w:val="%4."/>
+      <w:lvlJc w:val="left"/>
+      <w:pPr>
+        <w:tabs>
+          <w:tab w:val="num" w:pos="2880"/>
+        </w:tabs>
+        <w:ind w:left="2880" w:hanging="360"/>
+      </w:pPr>
+    </w:lvl>
+    <w:lvl w:ilvl="4" w:tentative="1">
+      <w:start w:val="1"/>
+      <w:numFmt w:val="decimal"/>
+      <w:lvlText w:val="%5."/>
+      <w:lvlJc w:val="left"/>
+      <w:pPr>
+        <w:tabs>
+          <w:tab w:val="num" w:pos="3600"/>
+        </w:tabs>
+        <w:ind w:left="3600" w:hanging="360"/>
+      </w:pPr>
+    </w:lvl>
+    <w:lvl w:ilvl="5" w:tentative="1">
+      <w:start w:val="1"/>
+      <w:numFmt w:val="decimal"/>
+      <w:lvlText w:val="%6."/>
+      <w:lvlJc w:val="left"/>
+      <w:pPr>
+        <w:tabs>
+          <w:tab w:val="num" w:pos="4320"/>
+        </w:tabs>
+        <w:ind w:left="4320" w:hanging="360"/>
+      </w:pPr>
+    </w:lvl>
+    <w:lvl w:ilvl="6" w:tentative="1">
+      <w:start w:val="1"/>
+      <w:numFmt w:val="decimal"/>
+      <w:lvlText w:val="%7."/>
+      <w:lvlJc w:val="left"/>
+      <w:pPr>
+        <w:tabs>
+          <w:tab w:val="num" w:pos="5040"/>
+        </w:tabs>
+        <w:ind w:left="5040" w:hanging="360"/>
+      </w:pPr>
+    </w:lvl>
+    <w:lvl w:ilvl="7" w:tentative="1">
+      <w:start w:val="1"/>
+      <w:numFmt w:val="decimal"/>
+      <w:lvlText w:val="%8."/>
+      <w:lvlJc w:val="left"/>
+      <w:pPr>
+        <w:tabs>
+          <w:tab w:val="num" w:pos="5760"/>
+        </w:tabs>
+        <w:ind w:left="5760" w:hanging="360"/>
+      </w:pPr>
+    </w:lvl>
+    <w:lvl w:ilvl="8" w:tentative="1">
+      <w:start w:val="1"/>
+      <w:numFmt w:val="decimal"/>
+      <w:lvlText w:val="%9."/>
+      <w:lvlJc w:val="left"/>
+      <w:pPr>
+        <w:tabs>
+          <w:tab w:val="num" w:pos="6480"/>
+        </w:tabs>
+        <w:ind w:left="6480" w:hanging="360"/>
+      </w:pPr>
+    </w:lvl>
+  </w:abstractNum>
+  <w:abstractNum w:abstractNumId="6" w15:restartNumberingAfterBreak="0">
+    <w:nsid w:val="36E82EB7"/>
+    <w:multiLevelType w:val="multilevel"/>
+    <w:tmpl w:val="A75C2400"/>
     <w:lvl w:ilvl="0">
       <w:start w:val="1"/>
       <w:numFmt w:val="bullet"/>
@@ -13326,10 +15553,10 @@
       </w:rPr>
     </w:lvl>
   </w:abstractNum>
-  <w:abstractNum w:abstractNumId="4" w15:restartNumberingAfterBreak="0">
-    <w:nsid w:val="1BA427EB"/>
+  <w:abstractNum w:abstractNumId="7" w15:restartNumberingAfterBreak="0">
+    <w:nsid w:val="4D6A1B1B"/>
     <w:multiLevelType w:val="multilevel"/>
-    <w:tmpl w:val="2A686150"/>
+    <w:tmpl w:val="47E48BFC"/>
     <w:lvl w:ilvl="0">
       <w:start w:val="1"/>
       <w:numFmt w:val="decimal"/>
@@ -13439,236 +15666,10 @@
       </w:pPr>
     </w:lvl>
   </w:abstractNum>
-  <w:abstractNum w:abstractNumId="5" w15:restartNumberingAfterBreak="0">
-    <w:nsid w:val="2E5E19F0"/>
+  <w:abstractNum w:abstractNumId="8" w15:restartNumberingAfterBreak="0">
+    <w:nsid w:val="4EDE57F6"/>
     <w:multiLevelType w:val="multilevel"/>
-    <w:tmpl w:val="6FF8024E"/>
-    <w:lvl w:ilvl="0">
-      <w:start w:val="1"/>
-      <w:numFmt w:val="decimal"/>
-      <w:lvlText w:val="%1."/>
-      <w:lvlJc w:val="left"/>
-      <w:pPr>
-        <w:tabs>
-          <w:tab w:val="num" w:pos="720"/>
-        </w:tabs>
-        <w:ind w:left="720" w:hanging="360"/>
-      </w:pPr>
-    </w:lvl>
-    <w:lvl w:ilvl="1" w:tentative="1">
-      <w:start w:val="1"/>
-      <w:numFmt w:val="decimal"/>
-      <w:lvlText w:val="%2."/>
-      <w:lvlJc w:val="left"/>
-      <w:pPr>
-        <w:tabs>
-          <w:tab w:val="num" w:pos="1440"/>
-        </w:tabs>
-        <w:ind w:left="1440" w:hanging="360"/>
-      </w:pPr>
-    </w:lvl>
-    <w:lvl w:ilvl="2" w:tentative="1">
-      <w:start w:val="1"/>
-      <w:numFmt w:val="decimal"/>
-      <w:lvlText w:val="%3."/>
-      <w:lvlJc w:val="left"/>
-      <w:pPr>
-        <w:tabs>
-          <w:tab w:val="num" w:pos="2160"/>
-        </w:tabs>
-        <w:ind w:left="2160" w:hanging="360"/>
-      </w:pPr>
-    </w:lvl>
-    <w:lvl w:ilvl="3" w:tentative="1">
-      <w:start w:val="1"/>
-      <w:numFmt w:val="decimal"/>
-      <w:lvlText w:val="%4."/>
-      <w:lvlJc w:val="left"/>
-      <w:pPr>
-        <w:tabs>
-          <w:tab w:val="num" w:pos="2880"/>
-        </w:tabs>
-        <w:ind w:left="2880" w:hanging="360"/>
-      </w:pPr>
-    </w:lvl>
-    <w:lvl w:ilvl="4" w:tentative="1">
-      <w:start w:val="1"/>
-      <w:numFmt w:val="decimal"/>
-      <w:lvlText w:val="%5."/>
-      <w:lvlJc w:val="left"/>
-      <w:pPr>
-        <w:tabs>
-          <w:tab w:val="num" w:pos="3600"/>
-        </w:tabs>
-        <w:ind w:left="3600" w:hanging="360"/>
-      </w:pPr>
-    </w:lvl>
-    <w:lvl w:ilvl="5" w:tentative="1">
-      <w:start w:val="1"/>
-      <w:numFmt w:val="decimal"/>
-      <w:lvlText w:val="%6."/>
-      <w:lvlJc w:val="left"/>
-      <w:pPr>
-        <w:tabs>
-          <w:tab w:val="num" w:pos="4320"/>
-        </w:tabs>
-        <w:ind w:left="4320" w:hanging="360"/>
-      </w:pPr>
-    </w:lvl>
-    <w:lvl w:ilvl="6" w:tentative="1">
-      <w:start w:val="1"/>
-      <w:numFmt w:val="decimal"/>
-      <w:lvlText w:val="%7."/>
-      <w:lvlJc w:val="left"/>
-      <w:pPr>
-        <w:tabs>
-          <w:tab w:val="num" w:pos="5040"/>
-        </w:tabs>
-        <w:ind w:left="5040" w:hanging="360"/>
-      </w:pPr>
-    </w:lvl>
-    <w:lvl w:ilvl="7" w:tentative="1">
-      <w:start w:val="1"/>
-      <w:numFmt w:val="decimal"/>
-      <w:lvlText w:val="%8."/>
-      <w:lvlJc w:val="left"/>
-      <w:pPr>
-        <w:tabs>
-          <w:tab w:val="num" w:pos="5760"/>
-        </w:tabs>
-        <w:ind w:left="5760" w:hanging="360"/>
-      </w:pPr>
-    </w:lvl>
-    <w:lvl w:ilvl="8" w:tentative="1">
-      <w:start w:val="1"/>
-      <w:numFmt w:val="decimal"/>
-      <w:lvlText w:val="%9."/>
-      <w:lvlJc w:val="left"/>
-      <w:pPr>
-        <w:tabs>
-          <w:tab w:val="num" w:pos="6480"/>
-        </w:tabs>
-        <w:ind w:left="6480" w:hanging="360"/>
-      </w:pPr>
-    </w:lvl>
-  </w:abstractNum>
-  <w:abstractNum w:abstractNumId="6" w15:restartNumberingAfterBreak="0">
-    <w:nsid w:val="37834AD3"/>
-    <w:multiLevelType w:val="multilevel"/>
-    <w:tmpl w:val="74A42560"/>
-    <w:lvl w:ilvl="0">
-      <w:start w:val="1"/>
-      <w:numFmt w:val="decimal"/>
-      <w:lvlText w:val="%1."/>
-      <w:lvlJc w:val="left"/>
-      <w:pPr>
-        <w:tabs>
-          <w:tab w:val="num" w:pos="720"/>
-        </w:tabs>
-        <w:ind w:left="720" w:hanging="360"/>
-      </w:pPr>
-    </w:lvl>
-    <w:lvl w:ilvl="1" w:tentative="1">
-      <w:start w:val="1"/>
-      <w:numFmt w:val="decimal"/>
-      <w:lvlText w:val="%2."/>
-      <w:lvlJc w:val="left"/>
-      <w:pPr>
-        <w:tabs>
-          <w:tab w:val="num" w:pos="1440"/>
-        </w:tabs>
-        <w:ind w:left="1440" w:hanging="360"/>
-      </w:pPr>
-    </w:lvl>
-    <w:lvl w:ilvl="2" w:tentative="1">
-      <w:start w:val="1"/>
-      <w:numFmt w:val="decimal"/>
-      <w:lvlText w:val="%3."/>
-      <w:lvlJc w:val="left"/>
-      <w:pPr>
-        <w:tabs>
-          <w:tab w:val="num" w:pos="2160"/>
-        </w:tabs>
-        <w:ind w:left="2160" w:hanging="360"/>
-      </w:pPr>
-    </w:lvl>
-    <w:lvl w:ilvl="3" w:tentative="1">
-      <w:start w:val="1"/>
-      <w:numFmt w:val="decimal"/>
-      <w:lvlText w:val="%4."/>
-      <w:lvlJc w:val="left"/>
-      <w:pPr>
-        <w:tabs>
-          <w:tab w:val="num" w:pos="2880"/>
-        </w:tabs>
-        <w:ind w:left="2880" w:hanging="360"/>
-      </w:pPr>
-    </w:lvl>
-    <w:lvl w:ilvl="4" w:tentative="1">
-      <w:start w:val="1"/>
-      <w:numFmt w:val="decimal"/>
-      <w:lvlText w:val="%5."/>
-      <w:lvlJc w:val="left"/>
-      <w:pPr>
-        <w:tabs>
-          <w:tab w:val="num" w:pos="3600"/>
-        </w:tabs>
-        <w:ind w:left="3600" w:hanging="360"/>
-      </w:pPr>
-    </w:lvl>
-    <w:lvl w:ilvl="5" w:tentative="1">
-      <w:start w:val="1"/>
-      <w:numFmt w:val="decimal"/>
-      <w:lvlText w:val="%6."/>
-      <w:lvlJc w:val="left"/>
-      <w:pPr>
-        <w:tabs>
-          <w:tab w:val="num" w:pos="4320"/>
-        </w:tabs>
-        <w:ind w:left="4320" w:hanging="360"/>
-      </w:pPr>
-    </w:lvl>
-    <w:lvl w:ilvl="6" w:tentative="1">
-      <w:start w:val="1"/>
-      <w:numFmt w:val="decimal"/>
-      <w:lvlText w:val="%7."/>
-      <w:lvlJc w:val="left"/>
-      <w:pPr>
-        <w:tabs>
-          <w:tab w:val="num" w:pos="5040"/>
-        </w:tabs>
-        <w:ind w:left="5040" w:hanging="360"/>
-      </w:pPr>
-    </w:lvl>
-    <w:lvl w:ilvl="7" w:tentative="1">
-      <w:start w:val="1"/>
-      <w:numFmt w:val="decimal"/>
-      <w:lvlText w:val="%8."/>
-      <w:lvlJc w:val="left"/>
-      <w:pPr>
-        <w:tabs>
-          <w:tab w:val="num" w:pos="5760"/>
-        </w:tabs>
-        <w:ind w:left="5760" w:hanging="360"/>
-      </w:pPr>
-    </w:lvl>
-    <w:lvl w:ilvl="8" w:tentative="1">
-      <w:start w:val="1"/>
-      <w:numFmt w:val="decimal"/>
-      <w:lvlText w:val="%9."/>
-      <w:lvlJc w:val="left"/>
-      <w:pPr>
-        <w:tabs>
-          <w:tab w:val="num" w:pos="6480"/>
-        </w:tabs>
-        <w:ind w:left="6480" w:hanging="360"/>
-      </w:pPr>
-    </w:lvl>
-  </w:abstractNum>
-  <w:abstractNum w:abstractNumId="7" w15:restartNumberingAfterBreak="0">
-    <w:nsid w:val="3F9C7879"/>
-    <w:multiLevelType w:val="multilevel"/>
-    <w:tmpl w:val="1E528B20"/>
+    <w:tmpl w:val="968E2D26"/>
     <w:lvl w:ilvl="0">
       <w:start w:val="1"/>
       <w:numFmt w:val="bullet"/>
@@ -13814,236 +15815,10 @@
       </w:rPr>
     </w:lvl>
   </w:abstractNum>
-  <w:abstractNum w:abstractNumId="8" w15:restartNumberingAfterBreak="0">
-    <w:nsid w:val="45076E27"/>
+  <w:abstractNum w:abstractNumId="9" w15:restartNumberingAfterBreak="0">
+    <w:nsid w:val="5455135D"/>
     <w:multiLevelType w:val="multilevel"/>
-    <w:tmpl w:val="3C1426EE"/>
-    <w:lvl w:ilvl="0">
-      <w:start w:val="1"/>
-      <w:numFmt w:val="decimal"/>
-      <w:lvlText w:val="%1."/>
-      <w:lvlJc w:val="left"/>
-      <w:pPr>
-        <w:tabs>
-          <w:tab w:val="num" w:pos="720"/>
-        </w:tabs>
-        <w:ind w:left="720" w:hanging="360"/>
-      </w:pPr>
-    </w:lvl>
-    <w:lvl w:ilvl="1" w:tentative="1">
-      <w:start w:val="1"/>
-      <w:numFmt w:val="decimal"/>
-      <w:lvlText w:val="%2."/>
-      <w:lvlJc w:val="left"/>
-      <w:pPr>
-        <w:tabs>
-          <w:tab w:val="num" w:pos="1440"/>
-        </w:tabs>
-        <w:ind w:left="1440" w:hanging="360"/>
-      </w:pPr>
-    </w:lvl>
-    <w:lvl w:ilvl="2" w:tentative="1">
-      <w:start w:val="1"/>
-      <w:numFmt w:val="decimal"/>
-      <w:lvlText w:val="%3."/>
-      <w:lvlJc w:val="left"/>
-      <w:pPr>
-        <w:tabs>
-          <w:tab w:val="num" w:pos="2160"/>
-        </w:tabs>
-        <w:ind w:left="2160" w:hanging="360"/>
-      </w:pPr>
-    </w:lvl>
-    <w:lvl w:ilvl="3" w:tentative="1">
-      <w:start w:val="1"/>
-      <w:numFmt w:val="decimal"/>
-      <w:lvlText w:val="%4."/>
-      <w:lvlJc w:val="left"/>
-      <w:pPr>
-        <w:tabs>
-          <w:tab w:val="num" w:pos="2880"/>
-        </w:tabs>
-        <w:ind w:left="2880" w:hanging="360"/>
-      </w:pPr>
-    </w:lvl>
-    <w:lvl w:ilvl="4" w:tentative="1">
-      <w:start w:val="1"/>
-      <w:numFmt w:val="decimal"/>
-      <w:lvlText w:val="%5."/>
-      <w:lvlJc w:val="left"/>
-      <w:pPr>
-        <w:tabs>
-          <w:tab w:val="num" w:pos="3600"/>
-        </w:tabs>
-        <w:ind w:left="3600" w:hanging="360"/>
-      </w:pPr>
-    </w:lvl>
-    <w:lvl w:ilvl="5" w:tentative="1">
-      <w:start w:val="1"/>
-      <w:numFmt w:val="decimal"/>
-      <w:lvlText w:val="%6."/>
-      <w:lvlJc w:val="left"/>
-      <w:pPr>
-        <w:tabs>
-          <w:tab w:val="num" w:pos="4320"/>
-        </w:tabs>
-        <w:ind w:left="4320" w:hanging="360"/>
-      </w:pPr>
-    </w:lvl>
-    <w:lvl w:ilvl="6" w:tentative="1">
-      <w:start w:val="1"/>
-      <w:numFmt w:val="decimal"/>
-      <w:lvlText w:val="%7."/>
-      <w:lvlJc w:val="left"/>
-      <w:pPr>
-        <w:tabs>
-          <w:tab w:val="num" w:pos="5040"/>
-        </w:tabs>
-        <w:ind w:left="5040" w:hanging="360"/>
-      </w:pPr>
-    </w:lvl>
-    <w:lvl w:ilvl="7" w:tentative="1">
-      <w:start w:val="1"/>
-      <w:numFmt w:val="decimal"/>
-      <w:lvlText w:val="%8."/>
-      <w:lvlJc w:val="left"/>
-      <w:pPr>
-        <w:tabs>
-          <w:tab w:val="num" w:pos="5760"/>
-        </w:tabs>
-        <w:ind w:left="5760" w:hanging="360"/>
-      </w:pPr>
-    </w:lvl>
-    <w:lvl w:ilvl="8" w:tentative="1">
-      <w:start w:val="1"/>
-      <w:numFmt w:val="decimal"/>
-      <w:lvlText w:val="%9."/>
-      <w:lvlJc w:val="left"/>
-      <w:pPr>
-        <w:tabs>
-          <w:tab w:val="num" w:pos="6480"/>
-        </w:tabs>
-        <w:ind w:left="6480" w:hanging="360"/>
-      </w:pPr>
-    </w:lvl>
-  </w:abstractNum>
-  <w:abstractNum w:abstractNumId="9" w15:restartNumberingAfterBreak="0">
-    <w:nsid w:val="53E969E9"/>
-    <w:multiLevelType w:val="multilevel"/>
-    <w:tmpl w:val="D2D615A8"/>
-    <w:lvl w:ilvl="0">
-      <w:start w:val="1"/>
-      <w:numFmt w:val="decimal"/>
-      <w:lvlText w:val="%1."/>
-      <w:lvlJc w:val="left"/>
-      <w:pPr>
-        <w:tabs>
-          <w:tab w:val="num" w:pos="720"/>
-        </w:tabs>
-        <w:ind w:left="720" w:hanging="360"/>
-      </w:pPr>
-    </w:lvl>
-    <w:lvl w:ilvl="1" w:tentative="1">
-      <w:start w:val="1"/>
-      <w:numFmt w:val="decimal"/>
-      <w:lvlText w:val="%2."/>
-      <w:lvlJc w:val="left"/>
-      <w:pPr>
-        <w:tabs>
-          <w:tab w:val="num" w:pos="1440"/>
-        </w:tabs>
-        <w:ind w:left="1440" w:hanging="360"/>
-      </w:pPr>
-    </w:lvl>
-    <w:lvl w:ilvl="2" w:tentative="1">
-      <w:start w:val="1"/>
-      <w:numFmt w:val="decimal"/>
-      <w:lvlText w:val="%3."/>
-      <w:lvlJc w:val="left"/>
-      <w:pPr>
-        <w:tabs>
-          <w:tab w:val="num" w:pos="2160"/>
-        </w:tabs>
-        <w:ind w:left="2160" w:hanging="360"/>
-      </w:pPr>
-    </w:lvl>
-    <w:lvl w:ilvl="3" w:tentative="1">
-      <w:start w:val="1"/>
-      <w:numFmt w:val="decimal"/>
-      <w:lvlText w:val="%4."/>
-      <w:lvlJc w:val="left"/>
-      <w:pPr>
-        <w:tabs>
-          <w:tab w:val="num" w:pos="2880"/>
-        </w:tabs>
-        <w:ind w:left="2880" w:hanging="360"/>
-      </w:pPr>
-    </w:lvl>
-    <w:lvl w:ilvl="4" w:tentative="1">
-      <w:start w:val="1"/>
-      <w:numFmt w:val="decimal"/>
-      <w:lvlText w:val="%5."/>
-      <w:lvlJc w:val="left"/>
-      <w:pPr>
-        <w:tabs>
-          <w:tab w:val="num" w:pos="3600"/>
-        </w:tabs>
-        <w:ind w:left="3600" w:hanging="360"/>
-      </w:pPr>
-    </w:lvl>
-    <w:lvl w:ilvl="5" w:tentative="1">
-      <w:start w:val="1"/>
-      <w:numFmt w:val="decimal"/>
-      <w:lvlText w:val="%6."/>
-      <w:lvlJc w:val="left"/>
-      <w:pPr>
-        <w:tabs>
-          <w:tab w:val="num" w:pos="4320"/>
-        </w:tabs>
-        <w:ind w:left="4320" w:hanging="360"/>
-      </w:pPr>
-    </w:lvl>
-    <w:lvl w:ilvl="6" w:tentative="1">
-      <w:start w:val="1"/>
-      <w:numFmt w:val="decimal"/>
-      <w:lvlText w:val="%7."/>
-      <w:lvlJc w:val="left"/>
-      <w:pPr>
-        <w:tabs>
-          <w:tab w:val="num" w:pos="5040"/>
-        </w:tabs>
-        <w:ind w:left="5040" w:hanging="360"/>
-      </w:pPr>
-    </w:lvl>
-    <w:lvl w:ilvl="7" w:tentative="1">
-      <w:start w:val="1"/>
-      <w:numFmt w:val="decimal"/>
-      <w:lvlText w:val="%8."/>
-      <w:lvlJc w:val="left"/>
-      <w:pPr>
-        <w:tabs>
-          <w:tab w:val="num" w:pos="5760"/>
-        </w:tabs>
-        <w:ind w:left="5760" w:hanging="360"/>
-      </w:pPr>
-    </w:lvl>
-    <w:lvl w:ilvl="8" w:tentative="1">
-      <w:start w:val="1"/>
-      <w:numFmt w:val="decimal"/>
-      <w:lvlText w:val="%9."/>
-      <w:lvlJc w:val="left"/>
-      <w:pPr>
-        <w:tabs>
-          <w:tab w:val="num" w:pos="6480"/>
-        </w:tabs>
-        <w:ind w:left="6480" w:hanging="360"/>
-      </w:pPr>
-    </w:lvl>
-  </w:abstractNum>
-  <w:abstractNum w:abstractNumId="10" w15:restartNumberingAfterBreak="0">
-    <w:nsid w:val="5F75676D"/>
-    <w:multiLevelType w:val="multilevel"/>
-    <w:tmpl w:val="252088D0"/>
+    <w:tmpl w:val="0220CB50"/>
     <w:lvl w:ilvl="0">
       <w:start w:val="1"/>
       <w:numFmt w:val="bullet"/>
@@ -14189,10 +15964,10 @@
       </w:rPr>
     </w:lvl>
   </w:abstractNum>
-  <w:abstractNum w:abstractNumId="11" w15:restartNumberingAfterBreak="0">
-    <w:nsid w:val="67154C59"/>
+  <w:abstractNum w:abstractNumId="10" w15:restartNumberingAfterBreak="0">
+    <w:nsid w:val="6CDA4674"/>
     <w:multiLevelType w:val="multilevel"/>
-    <w:tmpl w:val="80385A40"/>
+    <w:tmpl w:val="35542A3C"/>
     <w:lvl w:ilvl="0">
       <w:start w:val="1"/>
       <w:numFmt w:val="bullet"/>
@@ -14338,10 +16113,10 @@
       </w:rPr>
     </w:lvl>
   </w:abstractNum>
-  <w:abstractNum w:abstractNumId="12" w15:restartNumberingAfterBreak="0">
-    <w:nsid w:val="6B4F0C5B"/>
+  <w:abstractNum w:abstractNumId="11" w15:restartNumberingAfterBreak="0">
+    <w:nsid w:val="76833E7A"/>
     <w:multiLevelType w:val="multilevel"/>
-    <w:tmpl w:val="5054178E"/>
+    <w:tmpl w:val="A7FC0C64"/>
     <w:lvl w:ilvl="0">
       <w:start w:val="1"/>
       <w:numFmt w:val="decimal"/>
@@ -14451,10 +16226,10 @@
       </w:pPr>
     </w:lvl>
   </w:abstractNum>
-  <w:abstractNum w:abstractNumId="13" w15:restartNumberingAfterBreak="0">
-    <w:nsid w:val="73315E69"/>
+  <w:abstractNum w:abstractNumId="12" w15:restartNumberingAfterBreak="0">
+    <w:nsid w:val="78535596"/>
     <w:multiLevelType w:val="multilevel"/>
-    <w:tmpl w:val="7306215C"/>
+    <w:tmpl w:val="41DE302C"/>
     <w:lvl w:ilvl="0">
       <w:start w:val="1"/>
       <w:numFmt w:val="bullet"/>
@@ -14600,47 +16375,160 @@
       </w:rPr>
     </w:lvl>
   </w:abstractNum>
-  <w:num w:numId="1" w16cid:durableId="377094457">
-    <w:abstractNumId w:val="6"/>
+  <w:abstractNum w:abstractNumId="13" w15:restartNumberingAfterBreak="0">
+    <w:nsid w:val="7F000623"/>
+    <w:multiLevelType w:val="multilevel"/>
+    <w:tmpl w:val="3E1AB866"/>
+    <w:lvl w:ilvl="0">
+      <w:start w:val="1"/>
+      <w:numFmt w:val="decimal"/>
+      <w:lvlText w:val="%1."/>
+      <w:lvlJc w:val="left"/>
+      <w:pPr>
+        <w:tabs>
+          <w:tab w:val="num" w:pos="720"/>
+        </w:tabs>
+        <w:ind w:left="720" w:hanging="360"/>
+      </w:pPr>
+    </w:lvl>
+    <w:lvl w:ilvl="1" w:tentative="1">
+      <w:start w:val="1"/>
+      <w:numFmt w:val="decimal"/>
+      <w:lvlText w:val="%2."/>
+      <w:lvlJc w:val="left"/>
+      <w:pPr>
+        <w:tabs>
+          <w:tab w:val="num" w:pos="1440"/>
+        </w:tabs>
+        <w:ind w:left="1440" w:hanging="360"/>
+      </w:pPr>
+    </w:lvl>
+    <w:lvl w:ilvl="2" w:tentative="1">
+      <w:start w:val="1"/>
+      <w:numFmt w:val="decimal"/>
+      <w:lvlText w:val="%3."/>
+      <w:lvlJc w:val="left"/>
+      <w:pPr>
+        <w:tabs>
+          <w:tab w:val="num" w:pos="2160"/>
+        </w:tabs>
+        <w:ind w:left="2160" w:hanging="360"/>
+      </w:pPr>
+    </w:lvl>
+    <w:lvl w:ilvl="3" w:tentative="1">
+      <w:start w:val="1"/>
+      <w:numFmt w:val="decimal"/>
+      <w:lvlText w:val="%4."/>
+      <w:lvlJc w:val="left"/>
+      <w:pPr>
+        <w:tabs>
+          <w:tab w:val="num" w:pos="2880"/>
+        </w:tabs>
+        <w:ind w:left="2880" w:hanging="360"/>
+      </w:pPr>
+    </w:lvl>
+    <w:lvl w:ilvl="4" w:tentative="1">
+      <w:start w:val="1"/>
+      <w:numFmt w:val="decimal"/>
+      <w:lvlText w:val="%5."/>
+      <w:lvlJc w:val="left"/>
+      <w:pPr>
+        <w:tabs>
+          <w:tab w:val="num" w:pos="3600"/>
+        </w:tabs>
+        <w:ind w:left="3600" w:hanging="360"/>
+      </w:pPr>
+    </w:lvl>
+    <w:lvl w:ilvl="5" w:tentative="1">
+      <w:start w:val="1"/>
+      <w:numFmt w:val="decimal"/>
+      <w:lvlText w:val="%6."/>
+      <w:lvlJc w:val="left"/>
+      <w:pPr>
+        <w:tabs>
+          <w:tab w:val="num" w:pos="4320"/>
+        </w:tabs>
+        <w:ind w:left="4320" w:hanging="360"/>
+      </w:pPr>
+    </w:lvl>
+    <w:lvl w:ilvl="6" w:tentative="1">
+      <w:start w:val="1"/>
+      <w:numFmt w:val="decimal"/>
+      <w:lvlText w:val="%7."/>
+      <w:lvlJc w:val="left"/>
+      <w:pPr>
+        <w:tabs>
+          <w:tab w:val="num" w:pos="5040"/>
+        </w:tabs>
+        <w:ind w:left="5040" w:hanging="360"/>
+      </w:pPr>
+    </w:lvl>
+    <w:lvl w:ilvl="7" w:tentative="1">
+      <w:start w:val="1"/>
+      <w:numFmt w:val="decimal"/>
+      <w:lvlText w:val="%8."/>
+      <w:lvlJc w:val="left"/>
+      <w:pPr>
+        <w:tabs>
+          <w:tab w:val="num" w:pos="5760"/>
+        </w:tabs>
+        <w:ind w:left="5760" w:hanging="360"/>
+      </w:pPr>
+    </w:lvl>
+    <w:lvl w:ilvl="8" w:tentative="1">
+      <w:start w:val="1"/>
+      <w:numFmt w:val="decimal"/>
+      <w:lvlText w:val="%9."/>
+      <w:lvlJc w:val="left"/>
+      <w:pPr>
+        <w:tabs>
+          <w:tab w:val="num" w:pos="6480"/>
+        </w:tabs>
+        <w:ind w:left="6480" w:hanging="360"/>
+      </w:pPr>
+    </w:lvl>
+  </w:abstractNum>
+  <w:num w:numId="1" w16cid:durableId="1684821301">
+    <w:abstractNumId w:val="11"/>
   </w:num>
-  <w:num w:numId="2" w16cid:durableId="1223443167">
+  <w:num w:numId="2" w16cid:durableId="981884122">
+    <w:abstractNumId w:val="3"/>
+  </w:num>
+  <w:num w:numId="3" w16cid:durableId="882671268">
+    <w:abstractNumId w:val="12"/>
+  </w:num>
+  <w:num w:numId="4" w16cid:durableId="140192079">
     <w:abstractNumId w:val="4"/>
   </w:num>
-  <w:num w:numId="3" w16cid:durableId="699819803">
+  <w:num w:numId="5" w16cid:durableId="1599022564">
+    <w:abstractNumId w:val="10"/>
+  </w:num>
+  <w:num w:numId="6" w16cid:durableId="1918972538">
+    <w:abstractNumId w:val="7"/>
+  </w:num>
+  <w:num w:numId="7" w16cid:durableId="1183780038">
+    <w:abstractNumId w:val="2"/>
+  </w:num>
+  <w:num w:numId="8" w16cid:durableId="1770545480">
+    <w:abstractNumId w:val="5"/>
+  </w:num>
+  <w:num w:numId="9" w16cid:durableId="741410051">
+    <w:abstractNumId w:val="9"/>
+  </w:num>
+  <w:num w:numId="10" w16cid:durableId="957686988">
+    <w:abstractNumId w:val="8"/>
+  </w:num>
+  <w:num w:numId="11" w16cid:durableId="1669940069">
+    <w:abstractNumId w:val="1"/>
+  </w:num>
+  <w:num w:numId="12" w16cid:durableId="1497306756">
+    <w:abstractNumId w:val="13"/>
+  </w:num>
+  <w:num w:numId="13" w16cid:durableId="1527402472">
     <w:abstractNumId w:val="0"/>
   </w:num>
-  <w:num w:numId="4" w16cid:durableId="1695616563">
-    <w:abstractNumId w:val="8"/>
-  </w:num>
-  <w:num w:numId="5" w16cid:durableId="693306619">
-    <w:abstractNumId w:val="13"/>
-  </w:num>
-  <w:num w:numId="6" w16cid:durableId="1822849954">
-    <w:abstractNumId w:val="5"/>
-  </w:num>
-  <w:num w:numId="7" w16cid:durableId="656226701">
-    <w:abstractNumId w:val="9"/>
-  </w:num>
-  <w:num w:numId="8" w16cid:durableId="872305651">
-    <w:abstractNumId w:val="1"/>
-  </w:num>
-  <w:num w:numId="9" w16cid:durableId="1729378942">
-    <w:abstractNumId w:val="11"/>
-  </w:num>
-  <w:num w:numId="10" w16cid:durableId="1567569109">
-    <w:abstractNumId w:val="7"/>
-  </w:num>
-  <w:num w:numId="11" w16cid:durableId="2078824039">
-    <w:abstractNumId w:val="12"/>
-  </w:num>
-  <w:num w:numId="12" w16cid:durableId="1339651866">
-    <w:abstractNumId w:val="2"/>
-  </w:num>
-  <w:num w:numId="13" w16cid:durableId="476603753">
-    <w:abstractNumId w:val="10"/>
-  </w:num>
-  <w:num w:numId="14" w16cid:durableId="2089844123">
-    <w:abstractNumId w:val="3"/>
+  <w:num w:numId="14" w16cid:durableId="1337030791">
+    <w:abstractNumId w:val="6"/>
   </w:num>
 </w:numbering>
 </file>
@@ -15161,6 +17049,18 @@
       <w:bCs/>
     </w:rPr>
   </w:style>
+  <w:style w:type="character" w:styleId="HTMLCode">
+    <w:name w:val="HTML Code"/>
+    <w:basedOn w:val="DefaultParagraphFont"/>
+    <w:uiPriority w:val="99"/>
+    <w:semiHidden/>
+    <w:unhideWhenUsed/>
+    <w:rPr>
+      <w:rFonts w:ascii="Courier New" w:eastAsiaTheme="minorEastAsia" w:hAnsi="Courier New" w:cs="Courier New"/>
+      <w:sz w:val="20"/>
+      <w:szCs w:val="20"/>
+    </w:rPr>
+  </w:style>
   <w:style w:type="character" w:customStyle="1" w:styleId="Heading2Char">
     <w:name w:val="Heading 2 Char"/>
     <w:basedOn w:val="DefaultParagraphFont"/>
@@ -15228,18 +17128,6 @@
     <w:semiHidden/>
     <w:rPr>
       <w:rFonts w:ascii="Consolas" w:eastAsiaTheme="minorEastAsia" w:hAnsi="Consolas"/>
-    </w:rPr>
-  </w:style>
-  <w:style w:type="character" w:styleId="HTMLCode">
-    <w:name w:val="HTML Code"/>
-    <w:basedOn w:val="DefaultParagraphFont"/>
-    <w:uiPriority w:val="99"/>
-    <w:semiHidden/>
-    <w:unhideWhenUsed/>
-    <w:rPr>
-      <w:rFonts w:ascii="Courier New" w:eastAsiaTheme="minorEastAsia" w:hAnsi="Courier New" w:cs="Courier New"/>
-      <w:sz w:val="20"/>
-      <w:szCs w:val="20"/>
     </w:rPr>
   </w:style>
 </w:styles>
